--- a/Dokumente/Detailbeschrieb IPA.docx
+++ b/Dokumente/Detailbeschrieb IPA.docx
@@ -265,10 +265,7 @@
         </w:numPr>
       </w:pPr>
       <w:r>
-        <w:t>Kontextdiagramm</w:t>
-      </w:r>
-      <w:r>
-        <w:t xml:space="preserve"> definieren</w:t>
+        <w:t>Kontextdiagramm definieren</w:t>
       </w:r>
     </w:p>
     <w:p>
@@ -292,22 +289,7 @@
         </w:numPr>
       </w:pPr>
       <w:r>
-        <w:t xml:space="preserve">Definition von </w:t>
-      </w:r>
-      <w:r>
-        <w:t>Testziele</w:t>
-      </w:r>
-      <w:r>
-        <w:t xml:space="preserve">, </w:t>
-      </w:r>
-      <w:r>
-        <w:t>Testobjekte</w:t>
-      </w:r>
-      <w:r>
-        <w:t xml:space="preserve">, </w:t>
-      </w:r>
-      <w:r>
-        <w:t>Testarten</w:t>
+        <w:t>Definition von Testziele, Testobjekte, Testarten</w:t>
       </w:r>
     </w:p>
     <w:p>
@@ -343,13 +325,7 @@
         </w:numPr>
       </w:pPr>
       <w:r>
-        <w:t>Risiken</w:t>
-      </w:r>
-      <w:r>
-        <w:t xml:space="preserve"> </w:t>
-      </w:r>
-      <w:r>
-        <w:t>beurteilen und definieren</w:t>
+        <w:t>Risiken beurteilen und definieren</w:t>
       </w:r>
     </w:p>
     <w:p>
@@ -361,10 +337,7 @@
         </w:numPr>
       </w:pPr>
       <w:r>
-        <w:t>Festlegung der Massnahmen für Informationssicherheit</w:t>
-      </w:r>
-      <w:r>
-        <w:t xml:space="preserve"> (ISDS)</w:t>
+        <w:t>Festlegung der Massnahmen für Informationssicherheit (ISDS)</w:t>
       </w:r>
     </w:p>
     <w:p>
@@ -388,19 +361,7 @@
         </w:numPr>
       </w:pPr>
       <w:r>
-        <w:t xml:space="preserve">Definition für das </w:t>
-      </w:r>
-      <w:r>
-        <w:t>Einführungsvorgehen</w:t>
-      </w:r>
-      <w:r>
-        <w:t xml:space="preserve"> und die </w:t>
-      </w:r>
-      <w:r>
-        <w:t>Einführungsmassnahmen</w:t>
-      </w:r>
-      <w:r>
-        <w:t xml:space="preserve"> </w:t>
+        <w:t xml:space="preserve">Definition für das Einführungsvorgehen und die Einführungsmassnahmen </w:t>
       </w:r>
     </w:p>
     <w:p>
@@ -427,16 +388,10 @@
         </w:numPr>
       </w:pPr>
       <w:r>
-        <w:t xml:space="preserve">Dokumentierung </w:t>
-      </w:r>
-      <w:r>
-        <w:t>der U</w:t>
-      </w:r>
-      <w:r>
-        <w:t xml:space="preserve">I und ihre </w:t>
-      </w:r>
-      <w:r>
-        <w:t>Spezifikationen</w:t>
+        <w:t>Konzeptionierung</w:t>
+      </w:r>
+      <w:r>
+        <w:t xml:space="preserve"> der UI und ihre Spezifikationen</w:t>
       </w:r>
     </w:p>
     <w:p/>
@@ -473,10 +428,7 @@
         </w:numPr>
       </w:pPr>
       <w:r>
-        <w:t>E2E-Tests für kritische Workflows</w:t>
-      </w:r>
-      <w:r>
-        <w:t xml:space="preserve"> implementieren</w:t>
+        <w:t>E2E-Tests für kritische Workflows implementieren</w:t>
       </w:r>
     </w:p>
     <w:p>
@@ -488,10 +440,7 @@
         </w:numPr>
       </w:pPr>
       <w:r>
-        <w:t>Integrationstests schreiben</w:t>
-      </w:r>
-      <w:r>
-        <w:t xml:space="preserve"> </w:t>
+        <w:t xml:space="preserve">Integrationstests schreiben </w:t>
       </w:r>
     </w:p>
     <w:p>
@@ -503,10 +452,7 @@
         </w:numPr>
       </w:pPr>
       <w:r>
-        <w:t xml:space="preserve">Performance-Tests </w:t>
-      </w:r>
-      <w:r>
-        <w:t>und Security-Tests (SAST/DAST) schreiben</w:t>
+        <w:t>Performance-Tests und Security-Tests (SAST/DAST) schreiben</w:t>
       </w:r>
     </w:p>
     <w:p>
@@ -619,6 +565,88 @@
         <w:pStyle w:val="berschrift2"/>
       </w:pPr>
       <w:r>
+        <w:t>Abgrenzung</w:t>
+      </w:r>
+    </w:p>
+    <w:p>
+      <w:r>
+        <w:t>Nicht Bestandteil der Aufgabenstellung ist:</w:t>
+      </w:r>
+    </w:p>
+    <w:p>
+      <w:pPr>
+        <w:pStyle w:val="Listenabsatz"/>
+        <w:numPr>
+          <w:ilvl w:val="0"/>
+          <w:numId w:val="44"/>
+        </w:numPr>
+      </w:pPr>
+      <w:r>
+        <w:t xml:space="preserve">Schnittstelle zum </w:t>
+      </w:r>
+      <w:r>
+        <w:t xml:space="preserve">Scannen </w:t>
+      </w:r>
+      <w:r>
+        <w:t>von jeglichen Logs</w:t>
+      </w:r>
+    </w:p>
+    <w:p>
+      <w:pPr>
+        <w:pStyle w:val="Listenabsatz"/>
+        <w:numPr>
+          <w:ilvl w:val="0"/>
+          <w:numId w:val="44"/>
+        </w:numPr>
+      </w:pPr>
+      <w:r>
+        <w:t xml:space="preserve">Integration von AD </w:t>
+      </w:r>
+    </w:p>
+    <w:p>
+      <w:pPr>
+        <w:pStyle w:val="Listenabsatz"/>
+        <w:numPr>
+          <w:ilvl w:val="0"/>
+          <w:numId w:val="44"/>
+        </w:numPr>
+      </w:pPr>
+      <w:r>
+        <w:t>Lokalisierung</w:t>
+      </w:r>
+    </w:p>
+    <w:p>
+      <w:pPr>
+        <w:pStyle w:val="Listenabsatz"/>
+        <w:numPr>
+          <w:ilvl w:val="0"/>
+          <w:numId w:val="44"/>
+        </w:numPr>
+      </w:pPr>
+      <w:r>
+        <w:t xml:space="preserve">Docker Integration </w:t>
+      </w:r>
+    </w:p>
+    <w:p>
+      <w:pPr>
+        <w:pStyle w:val="Listenabsatz"/>
+        <w:numPr>
+          <w:ilvl w:val="0"/>
+          <w:numId w:val="44"/>
+        </w:numPr>
+      </w:pPr>
+      <w:r>
+        <w:t xml:space="preserve">Windows Installer </w:t>
+      </w:r>
+      <w:r>
+        <w:t>(MSI)</w:t>
+      </w:r>
+    </w:p>
+    <w:p>
+      <w:pPr>
+        <w:pStyle w:val="berschrift2"/>
+      </w:pPr>
+      <w:r>
         <w:t>Erwartete Resultate</w:t>
       </w:r>
     </w:p>
@@ -631,13 +659,45 @@
         </w:numPr>
       </w:pPr>
       <w:r>
-        <w:t>Eine funktionierende SIEM-Lösung nach ISO</w:t>
+        <w:t xml:space="preserve">Eine funktionierende </w:t>
+      </w:r>
+      <w:hyperlink r:id="rId9" w:history="1">
+        <w:r>
+          <w:rPr>
+            <w:rStyle w:val="Hyperlink"/>
+          </w:rPr>
+          <w:t>S</w:t>
+        </w:r>
+        <w:r>
+          <w:rPr>
+            <w:rStyle w:val="Hyperlink"/>
+          </w:rPr>
+          <w:t>I</w:t>
+        </w:r>
+        <w:r>
+          <w:rPr>
+            <w:rStyle w:val="Hyperlink"/>
+          </w:rPr>
+          <w:t>EM</w:t>
+        </w:r>
+      </w:hyperlink>
+      <w:r>
+        <w:t xml:space="preserve">-Lösung </w:t>
+      </w:r>
+      <w:r>
+        <w:t xml:space="preserve">nach </w:t>
+      </w:r>
+      <w:r>
+        <w:t>ISO</w:t>
       </w:r>
       <w:r>
         <w:t xml:space="preserve">-27001 </w:t>
       </w:r>
       <w:r>
         <w:t xml:space="preserve">Standard </w:t>
+      </w:r>
+      <w:r>
+        <w:t>für Protokollierung</w:t>
       </w:r>
     </w:p>
     <w:p>
@@ -649,7 +709,19 @@
         </w:numPr>
       </w:pPr>
       <w:r>
-        <w:t>Sinnvolle und vollständig abgedeckte funktionale Unit-Tests</w:t>
+        <w:t>Sinnvolle und</w:t>
+      </w:r>
+      <w:r>
+        <w:t xml:space="preserve"> zufriedenstellende </w:t>
+      </w:r>
+      <w:r>
+        <w:t>Abdeckun</w:t>
+      </w:r>
+      <w:r>
+        <w:t xml:space="preserve">g von </w:t>
+      </w:r>
+      <w:r>
+        <w:t>Tests</w:t>
       </w:r>
     </w:p>
     <w:p>
@@ -661,7 +733,10 @@
         </w:numPr>
       </w:pPr>
       <w:r>
-        <w:t xml:space="preserve">Sinnvolle Integrationsdokumentation (Sicher nach DAU-Prinzip) </w:t>
+        <w:t xml:space="preserve">Usergerechte </w:t>
+      </w:r>
+      <w:r>
+        <w:t xml:space="preserve">Integrationsdokumentation  </w:t>
       </w:r>
     </w:p>
     <w:p>
@@ -673,103 +748,81 @@
         </w:numPr>
       </w:pPr>
       <w:r>
-        <w:t>Microsoft</w:t>
-      </w:r>
-      <w:r>
-        <w:t xml:space="preserve"> Standard für Clean Code Architektur </w:t>
+        <w:t xml:space="preserve">Applikation ist Cross-Plattform </w:t>
       </w:r>
     </w:p>
     <w:p>
       <w:pPr>
-        <w:pStyle w:val="berschrift1"/>
-      </w:pPr>
-      <w:r>
-        <w:t>Mittel und Methoden</w:t>
+        <w:pStyle w:val="Listenabsatz"/>
+        <w:numPr>
+          <w:ilvl w:val="0"/>
+          <w:numId w:val="43"/>
+        </w:numPr>
+      </w:pPr>
+      <w:r>
+        <w:t>Geschriebener Code muss den</w:t>
+      </w:r>
+      <w:r>
+        <w:t xml:space="preserve"> </w:t>
+      </w:r>
+      <w:hyperlink r:id="rId10" w:history="1">
+        <w:r>
+          <w:rPr>
+            <w:rStyle w:val="Hyperlink"/>
+          </w:rPr>
+          <w:t>Co</w:t>
+        </w:r>
+        <w:r>
+          <w:rPr>
+            <w:rStyle w:val="Hyperlink"/>
+          </w:rPr>
+          <w:t>ding-</w:t>
+        </w:r>
+        <w:r>
+          <w:rPr>
+            <w:rStyle w:val="Hyperlink"/>
+          </w:rPr>
+          <w:t>C</w:t>
+        </w:r>
+        <w:r>
+          <w:rPr>
+            <w:rStyle w:val="Hyperlink"/>
+          </w:rPr>
+          <w:t>onventio</w:t>
+        </w:r>
+        <w:r>
+          <w:rPr>
+            <w:rStyle w:val="Hyperlink"/>
+          </w:rPr>
+          <w:t>ns</w:t>
+        </w:r>
+      </w:hyperlink>
+      <w:r>
+        <w:t xml:space="preserve"> von Mi</w:t>
+      </w:r>
+      <w:r>
+        <w:t>crosoft folgen</w:t>
+      </w:r>
+    </w:p>
+    <w:p/>
+    <w:p>
+      <w:r>
+        <w:t>Die Siem Applikation ist ausschliesslich nur für Interne Benutzung</w:t>
       </w:r>
     </w:p>
     <w:p>
       <w:pPr>
-        <w:pStyle w:val="berschrift2"/>
-      </w:pPr>
-      <w:r>
-        <w:t>Vorgehensmethodik</w:t>
+        <w:pStyle w:val="berschrift1"/>
+      </w:pPr>
+      <w:r>
+        <w:t>Mittel und Methoden</w:t>
       </w:r>
     </w:p>
     <w:p>
-      <w:r>
-        <w:t>Die IPA wird, sofern des möglichen, mit der Projektmethode Hermes realisiert. Nach den Vorgaben der Schweiz, ist für Wissenschaftliche Arbeiten Hermes standardisiert.</w:t>
-      </w:r>
-    </w:p>
-    <w:p>
-      <w:r>
-        <w:br/>
-        <w:t>Dabei werden insbesondere folgende Aspekte berücksichtigt:</w:t>
-      </w:r>
-    </w:p>
-    <w:p>
-      <w:pPr>
-        <w:numPr>
-          <w:ilvl w:val="0"/>
-          <w:numId w:val="36"/>
-        </w:numPr>
-      </w:pPr>
-      <w:r>
-        <w:t>Strukturierte Planung der Arbeitsschritte</w:t>
-      </w:r>
-    </w:p>
-    <w:p>
-      <w:pPr>
-        <w:numPr>
-          <w:ilvl w:val="0"/>
-          <w:numId w:val="36"/>
-        </w:numPr>
-      </w:pPr>
-      <w:r>
-        <w:t>Dokumentation der Ergebnisse während der Umsetzung</w:t>
-      </w:r>
-    </w:p>
-    <w:p>
-      <w:pPr>
-        <w:numPr>
-          <w:ilvl w:val="0"/>
-          <w:numId w:val="36"/>
-        </w:numPr>
-      </w:pPr>
-      <w:r>
-        <w:t>Iteratives Vorgehen bei Entwicklung und Tests</w:t>
-      </w:r>
-    </w:p>
-    <w:p>
-      <w:pPr>
-        <w:numPr>
-          <w:ilvl w:val="0"/>
-          <w:numId w:val="36"/>
-        </w:numPr>
-      </w:pPr>
-      <w:r>
-        <w:t>Versionierung der Projektartefakte</w:t>
-      </w:r>
-    </w:p>
-    <w:p>
-      <w:pPr>
-        <w:ind w:left="360"/>
-      </w:pPr>
-    </w:p>
-    <w:p>
-      <w:r>
-        <w:t>Die Entwicklung erfolgt iterativ. Funktionen werden schrittweise implementiert, getestet und dokumentiert.</w:t>
-      </w:r>
-    </w:p>
-    <w:p/>
-    <w:p/>
-    <w:p/>
-    <w:p/>
-    <w:p>
       <w:pPr>
         <w:pStyle w:val="berschrift2"/>
       </w:pPr>
       <w:r>
-        <w:lastRenderedPageBreak/>
         <w:t>Software</w:t>
       </w:r>
     </w:p>
@@ -801,66 +854,36 @@
           <w:rStyle w:val="Fett"/>
           <w:b w:val="0"/>
           <w:bCs w:val="0"/>
-          <w:lang w:val="en-GB"/>
         </w:rPr>
       </w:pPr>
-      <w:proofErr w:type="spellStart"/>
       <w:r>
         <w:rPr>
           <w:rStyle w:val="Fett"/>
           <w:b w:val="0"/>
           <w:bCs w:val="0"/>
-          <w:lang w:val="en-GB"/>
         </w:rPr>
-        <w:t>Softwarelizenzen</w:t>
-      </w:r>
-      <w:proofErr w:type="spellEnd"/>
+        <w:t>Softwarelizenzen:</w:t>
+      </w:r>
       <w:r>
         <w:rPr>
           <w:rStyle w:val="Fett"/>
           <w:b w:val="0"/>
           <w:bCs w:val="0"/>
-          <w:lang w:val="en-GB"/>
-        </w:rPr>
-        <w:t>:</w:t>
-      </w:r>
-      <w:r>
-        <w:rPr>
-          <w:rStyle w:val="Fett"/>
-          <w:b w:val="0"/>
-          <w:bCs w:val="0"/>
-          <w:lang w:val="en-GB"/>
         </w:rPr>
         <w:t xml:space="preserve"> Windows 11 Pro, </w:t>
       </w:r>
-      <w:r>
-        <w:rPr>
-          <w:lang w:val="en-GB"/>
-        </w:rPr>
-        <w:t>IntelliJ IDEA</w:t>
-      </w:r>
-      <w:r>
-        <w:rPr>
-          <w:lang w:val="en-GB"/>
-        </w:rPr>
-        <w:t xml:space="preserve"> Education, </w:t>
-      </w:r>
-      <w:r>
-        <w:rPr>
-          <w:lang w:val="en-GB"/>
-        </w:rPr>
-        <w:t>Micr</w:t>
-      </w:r>
-      <w:r>
-        <w:rPr>
-          <w:lang w:val="en-GB"/>
-        </w:rPr>
-        <w:t>osoft Office</w:t>
-      </w:r>
-      <w:r>
-        <w:rPr>
-          <w:lang w:val="en-GB"/>
-        </w:rPr>
+      <w:proofErr w:type="spellStart"/>
+      <w:r>
+        <w:t>IntelliJ</w:t>
+      </w:r>
+      <w:proofErr w:type="spellEnd"/>
+      <w:r>
+        <w:t xml:space="preserve"> IDEA Education, </w:t>
+      </w:r>
+      <w:r>
+        <w:t>Microsoft Office</w:t>
+      </w:r>
+      <w:r>
         <w:t xml:space="preserve"> 365</w:t>
       </w:r>
     </w:p>
@@ -939,23 +962,27 @@
         <w:t>Server:</w:t>
       </w:r>
       <w:r>
-        <w:t xml:space="preserve"> 16gb RAM, Quadro M200 Grafikkarte</w:t>
+        <w:t xml:space="preserve"> </w:t>
+      </w:r>
+      <w:r>
+        <w:t>HP-Workstation (Z440)</w:t>
       </w:r>
     </w:p>
     <w:p>
       <w:r>
-        <w:t>Storage:</w:t>
+        <w:t xml:space="preserve">Laptop: </w:t>
+      </w:r>
+      <w:r>
+        <w:t>Klixa-BZ intern</w:t>
+      </w:r>
+      <w:r>
+        <w:t>er</w:t>
       </w:r>
       <w:r>
         <w:t xml:space="preserve"> </w:t>
       </w:r>
       <w:r>
-        <w:t>256gb SSD</w:t>
-      </w:r>
-    </w:p>
-    <w:p>
-      <w:r>
-        <w:t xml:space="preserve">Laptop: HP-Laptop </w:t>
+        <w:t xml:space="preserve">HP-Laptop </w:t>
       </w:r>
     </w:p>
     <w:p>
@@ -1001,13 +1028,7 @@
         <w:t>Arch Linux nach Präferenzen</w:t>
       </w:r>
       <w:r>
-        <w:t xml:space="preserve"> </w:t>
-      </w:r>
-      <w:r>
-        <w:t>des Lehrlings</w:t>
-      </w:r>
-      <w:r>
-        <w:t>, für eine Coding Umgebung</w:t>
+        <w:t xml:space="preserve"> des Lehrlings, für eine Coding Umgebung</w:t>
       </w:r>
       <w:r>
         <w:t xml:space="preserve"> eingerichtet</w:t>
@@ -1080,10 +1101,10 @@
     </w:p>
     <w:p/>
     <w:sectPr>
-      <w:headerReference w:type="default" r:id="rId9"/>
-      <w:footerReference w:type="default" r:id="rId10"/>
-      <w:headerReference w:type="first" r:id="rId11"/>
-      <w:footerReference w:type="first" r:id="rId12"/>
+      <w:headerReference w:type="default" r:id="rId11"/>
+      <w:footerReference w:type="default" r:id="rId12"/>
+      <w:headerReference w:type="first" r:id="rId13"/>
+      <w:footerReference w:type="first" r:id="rId14"/>
       <w:pgSz w:w="11906" w:h="16838" w:code="9"/>
       <w:pgMar w:top="1985" w:right="1418" w:bottom="1134" w:left="1418" w:header="567" w:footer="567" w:gutter="0"/>
       <w:cols w:space="708"/>
@@ -2711,7 +2732,7 @@
             <w:fldChar w:fldCharType="separate"/>
           </w:r>
           <w:r>
-            <w:t>6. März 2026</w:t>
+            <w:t>9. März 2026</w:t>
           </w:r>
           <w:r>
             <w:fldChar w:fldCharType="end"/>
@@ -4897,6 +4918,119 @@
     </w:lvl>
   </w:abstractNum>
   <w:abstractNum w:abstractNumId="29" w15:restartNumberingAfterBreak="0">
+    <w:nsid w:val="65D0385A"/>
+    <w:multiLevelType w:val="hybridMultilevel"/>
+    <w:tmpl w:val="FD8CB1F0"/>
+    <w:lvl w:ilvl="0" w:tplc="08070001">
+      <w:start w:val="1"/>
+      <w:numFmt w:val="bullet"/>
+      <w:lvlText w:val=""/>
+      <w:lvlJc w:val="left"/>
+      <w:pPr>
+        <w:ind w:left="720" w:hanging="360"/>
+      </w:pPr>
+      <w:rPr>
+        <w:rFonts w:ascii="Symbol" w:hAnsi="Symbol" w:hint="default"/>
+      </w:rPr>
+    </w:lvl>
+    <w:lvl w:ilvl="1" w:tplc="08070003" w:tentative="1">
+      <w:start w:val="1"/>
+      <w:numFmt w:val="bullet"/>
+      <w:lvlText w:val="o"/>
+      <w:lvlJc w:val="left"/>
+      <w:pPr>
+        <w:ind w:left="1440" w:hanging="360"/>
+      </w:pPr>
+      <w:rPr>
+        <w:rFonts w:ascii="Courier New" w:hAnsi="Courier New" w:cs="Courier New" w:hint="default"/>
+      </w:rPr>
+    </w:lvl>
+    <w:lvl w:ilvl="2" w:tplc="08070005" w:tentative="1">
+      <w:start w:val="1"/>
+      <w:numFmt w:val="bullet"/>
+      <w:lvlText w:val=""/>
+      <w:lvlJc w:val="left"/>
+      <w:pPr>
+        <w:ind w:left="2160" w:hanging="360"/>
+      </w:pPr>
+      <w:rPr>
+        <w:rFonts w:ascii="Wingdings" w:hAnsi="Wingdings" w:hint="default"/>
+      </w:rPr>
+    </w:lvl>
+    <w:lvl w:ilvl="3" w:tplc="08070001" w:tentative="1">
+      <w:start w:val="1"/>
+      <w:numFmt w:val="bullet"/>
+      <w:lvlText w:val=""/>
+      <w:lvlJc w:val="left"/>
+      <w:pPr>
+        <w:ind w:left="2880" w:hanging="360"/>
+      </w:pPr>
+      <w:rPr>
+        <w:rFonts w:ascii="Symbol" w:hAnsi="Symbol" w:hint="default"/>
+      </w:rPr>
+    </w:lvl>
+    <w:lvl w:ilvl="4" w:tplc="08070003" w:tentative="1">
+      <w:start w:val="1"/>
+      <w:numFmt w:val="bullet"/>
+      <w:lvlText w:val="o"/>
+      <w:lvlJc w:val="left"/>
+      <w:pPr>
+        <w:ind w:left="3600" w:hanging="360"/>
+      </w:pPr>
+      <w:rPr>
+        <w:rFonts w:ascii="Courier New" w:hAnsi="Courier New" w:cs="Courier New" w:hint="default"/>
+      </w:rPr>
+    </w:lvl>
+    <w:lvl w:ilvl="5" w:tplc="08070005" w:tentative="1">
+      <w:start w:val="1"/>
+      <w:numFmt w:val="bullet"/>
+      <w:lvlText w:val=""/>
+      <w:lvlJc w:val="left"/>
+      <w:pPr>
+        <w:ind w:left="4320" w:hanging="360"/>
+      </w:pPr>
+      <w:rPr>
+        <w:rFonts w:ascii="Wingdings" w:hAnsi="Wingdings" w:hint="default"/>
+      </w:rPr>
+    </w:lvl>
+    <w:lvl w:ilvl="6" w:tplc="08070001" w:tentative="1">
+      <w:start w:val="1"/>
+      <w:numFmt w:val="bullet"/>
+      <w:lvlText w:val=""/>
+      <w:lvlJc w:val="left"/>
+      <w:pPr>
+        <w:ind w:left="5040" w:hanging="360"/>
+      </w:pPr>
+      <w:rPr>
+        <w:rFonts w:ascii="Symbol" w:hAnsi="Symbol" w:hint="default"/>
+      </w:rPr>
+    </w:lvl>
+    <w:lvl w:ilvl="7" w:tplc="08070003" w:tentative="1">
+      <w:start w:val="1"/>
+      <w:numFmt w:val="bullet"/>
+      <w:lvlText w:val="o"/>
+      <w:lvlJc w:val="left"/>
+      <w:pPr>
+        <w:ind w:left="5760" w:hanging="360"/>
+      </w:pPr>
+      <w:rPr>
+        <w:rFonts w:ascii="Courier New" w:hAnsi="Courier New" w:cs="Courier New" w:hint="default"/>
+      </w:rPr>
+    </w:lvl>
+    <w:lvl w:ilvl="8" w:tplc="08070005" w:tentative="1">
+      <w:start w:val="1"/>
+      <w:numFmt w:val="bullet"/>
+      <w:lvlText w:val=""/>
+      <w:lvlJc w:val="left"/>
+      <w:pPr>
+        <w:ind w:left="6480" w:hanging="360"/>
+      </w:pPr>
+      <w:rPr>
+        <w:rFonts w:ascii="Wingdings" w:hAnsi="Wingdings" w:hint="default"/>
+      </w:rPr>
+    </w:lvl>
+  </w:abstractNum>
+  <w:abstractNum w:abstractNumId="30" w15:restartNumberingAfterBreak="0">
     <w:nsid w:val="6642398F"/>
     <w:multiLevelType w:val="hybridMultilevel"/>
     <w:tmpl w:val="BBCAEE0E"/>
@@ -5008,7 +5142,7 @@
       </w:rPr>
     </w:lvl>
   </w:abstractNum>
-  <w:abstractNum w:abstractNumId="30" w15:restartNumberingAfterBreak="0">
+  <w:abstractNum w:abstractNumId="31" w15:restartNumberingAfterBreak="0">
     <w:nsid w:val="6B32350E"/>
     <w:multiLevelType w:val="multilevel"/>
     <w:tmpl w:val="5170C52E"/>
@@ -5157,7 +5291,7 @@
       </w:rPr>
     </w:lvl>
   </w:abstractNum>
-  <w:abstractNum w:abstractNumId="31" w15:restartNumberingAfterBreak="0">
+  <w:abstractNum w:abstractNumId="32" w15:restartNumberingAfterBreak="0">
     <w:nsid w:val="6D8D109E"/>
     <w:multiLevelType w:val="multilevel"/>
     <w:tmpl w:val="0807001D"/>
@@ -5243,7 +5377,7 @@
       </w:pPr>
     </w:lvl>
   </w:abstractNum>
-  <w:abstractNum w:abstractNumId="32" w15:restartNumberingAfterBreak="0">
+  <w:abstractNum w:abstractNumId="33" w15:restartNumberingAfterBreak="0">
     <w:nsid w:val="6F4D32B6"/>
     <w:multiLevelType w:val="hybridMultilevel"/>
     <w:tmpl w:val="E15C3028"/>
@@ -5356,7 +5490,7 @@
       </w:rPr>
     </w:lvl>
   </w:abstractNum>
-  <w:abstractNum w:abstractNumId="33" w15:restartNumberingAfterBreak="0">
+  <w:abstractNum w:abstractNumId="34" w15:restartNumberingAfterBreak="0">
     <w:nsid w:val="71C96C5F"/>
     <w:multiLevelType w:val="hybridMultilevel"/>
     <w:tmpl w:val="838C2182"/>
@@ -5468,7 +5602,7 @@
       </w:rPr>
     </w:lvl>
   </w:abstractNum>
-  <w:abstractNum w:abstractNumId="34" w15:restartNumberingAfterBreak="0">
+  <w:abstractNum w:abstractNumId="35" w15:restartNumberingAfterBreak="0">
     <w:nsid w:val="74483F19"/>
     <w:multiLevelType w:val="hybridMultilevel"/>
     <w:tmpl w:val="CEB825B4"/>
@@ -5580,7 +5714,7 @@
       </w:rPr>
     </w:lvl>
   </w:abstractNum>
-  <w:abstractNum w:abstractNumId="35" w15:restartNumberingAfterBreak="0">
+  <w:abstractNum w:abstractNumId="36" w15:restartNumberingAfterBreak="0">
     <w:nsid w:val="74CF03B0"/>
     <w:multiLevelType w:val="multilevel"/>
     <w:tmpl w:val="0807001D"/>
@@ -5666,7 +5800,7 @@
       </w:pPr>
     </w:lvl>
   </w:abstractNum>
-  <w:abstractNum w:abstractNumId="36" w15:restartNumberingAfterBreak="0">
+  <w:abstractNum w:abstractNumId="37" w15:restartNumberingAfterBreak="0">
     <w:nsid w:val="75452163"/>
     <w:multiLevelType w:val="hybridMultilevel"/>
     <w:tmpl w:val="A0D450DA"/>
@@ -5778,7 +5912,7 @@
       </w:rPr>
     </w:lvl>
   </w:abstractNum>
-  <w:abstractNum w:abstractNumId="37" w15:restartNumberingAfterBreak="0">
+  <w:abstractNum w:abstractNumId="38" w15:restartNumberingAfterBreak="0">
     <w:nsid w:val="78646C53"/>
     <w:multiLevelType w:val="hybridMultilevel"/>
     <w:tmpl w:val="F18053C6"/>
@@ -5891,17 +6025,17 @@
       </w:rPr>
     </w:lvl>
   </w:abstractNum>
-  <w:abstractNum w:abstractNumId="38" w15:restartNumberingAfterBreak="0">
+  <w:abstractNum w:abstractNumId="39" w15:restartNumberingAfterBreak="0">
     <w:nsid w:val="7DF570C6"/>
     <w:multiLevelType w:val="multilevel"/>
     <w:tmpl w:val="C584F3F8"/>
     <w:numStyleLink w:val="KlixaAufzhlung"/>
   </w:abstractNum>
   <w:num w:numId="1" w16cid:durableId="1144930559">
-    <w:abstractNumId w:val="31"/>
+    <w:abstractNumId w:val="32"/>
   </w:num>
   <w:num w:numId="2" w16cid:durableId="954554854">
-    <w:abstractNumId w:val="35"/>
+    <w:abstractNumId w:val="36"/>
   </w:num>
   <w:num w:numId="3" w16cid:durableId="1626766174">
     <w:abstractNumId w:val="18"/>
@@ -6054,7 +6188,7 @@
     </w:lvlOverride>
   </w:num>
   <w:num w:numId="26" w16cid:durableId="1962494264">
-    <w:abstractNumId w:val="38"/>
+    <w:abstractNumId w:val="39"/>
   </w:num>
   <w:num w:numId="27" w16cid:durableId="157773469">
     <w:abstractNumId w:val="10"/>
@@ -6066,13 +6200,13 @@
     <w:abstractNumId w:val="15"/>
   </w:num>
   <w:num w:numId="30" w16cid:durableId="43722793">
-    <w:abstractNumId w:val="37"/>
+    <w:abstractNumId w:val="38"/>
   </w:num>
   <w:num w:numId="31" w16cid:durableId="496920170">
     <w:abstractNumId w:val="28"/>
   </w:num>
   <w:num w:numId="32" w16cid:durableId="1207685">
-    <w:abstractNumId w:val="29"/>
+    <w:abstractNumId w:val="30"/>
   </w:num>
   <w:num w:numId="33" w16cid:durableId="1349333362">
     <w:abstractNumId w:val="19"/>
@@ -6084,10 +6218,10 @@
     <w:abstractNumId w:val="14"/>
   </w:num>
   <w:num w:numId="36" w16cid:durableId="313025035">
-    <w:abstractNumId w:val="30"/>
+    <w:abstractNumId w:val="31"/>
   </w:num>
   <w:num w:numId="37" w16cid:durableId="1785080332">
-    <w:abstractNumId w:val="33"/>
+    <w:abstractNumId w:val="34"/>
   </w:num>
   <w:num w:numId="38" w16cid:durableId="1261373518">
     <w:abstractNumId w:val="26"/>
@@ -6096,16 +6230,19 @@
     <w:abstractNumId w:val="12"/>
   </w:num>
   <w:num w:numId="40" w16cid:durableId="1602303308">
-    <w:abstractNumId w:val="32"/>
+    <w:abstractNumId w:val="33"/>
   </w:num>
   <w:num w:numId="41" w16cid:durableId="1422798996">
-    <w:abstractNumId w:val="36"/>
+    <w:abstractNumId w:val="37"/>
   </w:num>
   <w:num w:numId="42" w16cid:durableId="2137598060">
-    <w:abstractNumId w:val="34"/>
+    <w:abstractNumId w:val="35"/>
   </w:num>
   <w:num w:numId="43" w16cid:durableId="1497259493">
     <w:abstractNumId w:val="27"/>
+  </w:num>
+  <w:num w:numId="44" w16cid:durableId="1080178049">
+    <w:abstractNumId w:val="29"/>
   </w:num>
 </w:numbering>
 </file>
@@ -7319,6 +7456,18 @@
       <w:shd w:val="clear" w:color="auto" w:fill="E1DFDD"/>
     </w:rPr>
   </w:style>
+  <w:style w:type="character" w:styleId="BesuchterLink">
+    <w:name w:val="FollowedHyperlink"/>
+    <w:basedOn w:val="Absatz-Standardschriftart"/>
+    <w:uiPriority w:val="99"/>
+    <w:semiHidden/>
+    <w:unhideWhenUsed/>
+    <w:rsid w:val="00CA40D3"/>
+    <w:rPr>
+      <w:color w:val="800080" w:themeColor="followedHyperlink"/>
+      <w:u w:val="single"/>
+    </w:rPr>
+  </w:style>
 </w:styles>
 </file>
 

--- a/Dokumente/Detailbeschrieb IPA.docx
+++ b/Dokumente/Detailbeschrieb IPA.docx
@@ -15,7 +15,7 @@
         <w:t>Abgabe bei TAE am 0</w:t>
       </w:r>
       <w:r>
-        <w:t>5</w:t>
+        <w:t>9</w:t>
       </w:r>
       <w:r>
         <w:t>.0</w:t>
@@ -85,20 +85,43 @@
         <w:t>eingeführt</w:t>
       </w:r>
       <w:r>
-        <w:t>. Die Systeme momentan in Nutzung verwenden unterschiedliche Protokollformate und werden nicht einheitlich gespeichert. Nach ISO/IEC</w:t>
+        <w:t>. Die Systeme momentan in Nutzung verwenden unterschiedliche Protokollformate und werden nicht einheitlich gespeichert.</w:t>
+      </w:r>
+      <w:r>
+        <w:t xml:space="preserve"> </w:t>
+      </w:r>
+      <w:r>
+        <w:t>Nach ISO/IEC</w:t>
       </w:r>
       <w:r>
         <w:t xml:space="preserve"> 27001</w:t>
       </w:r>
       <w:r>
-        <w:t xml:space="preserve"> entspricht dies nicht den Anforderungen </w:t>
-      </w:r>
-      <w:r>
-        <w:t>von</w:t>
-      </w:r>
-      <w:r>
         <w:t xml:space="preserve"> </w:t>
       </w:r>
+      <w:r>
+        <w:t>(</w:t>
+      </w:r>
+      <w:hyperlink r:id="rId9" w:history="1">
+        <w:r>
+          <w:rPr>
+            <w:rStyle w:val="Hyperlink"/>
+          </w:rPr>
+          <w:t>A.8.15</w:t>
+        </w:r>
+      </w:hyperlink>
+      <w:r>
+        <w:t xml:space="preserve">) </w:t>
+      </w:r>
+      <w:r>
+        <w:t xml:space="preserve">entspricht dies nicht den Anforderungen </w:t>
+      </w:r>
+      <w:r>
+        <w:t>für</w:t>
+      </w:r>
+      <w:r>
+        <w:t xml:space="preserve"> </w:t>
+      </w:r>
       <w:proofErr w:type="spellStart"/>
       <w:r>
         <w:t>Auditierbarkeit</w:t>
@@ -106,67 +129,105 @@
       <w:proofErr w:type="spellEnd"/>
       <w:r>
         <w:t xml:space="preserve"> und Nachvollziehbarkeit. </w:t>
+      </w:r>
+    </w:p>
+    <w:p>
+      <w:pPr>
+        <w:pStyle w:val="berschrift1"/>
+      </w:pPr>
+      <w:r>
+        <w:t>Detaillierte Aufgabenstellung</w:t>
+      </w:r>
+    </w:p>
+    <w:p>
+      <w:r>
+        <w:t>Ziel ist die Entwicklung eine</w:t>
+      </w:r>
+      <w:r>
+        <w:t>r</w:t>
+      </w:r>
+      <w:r>
+        <w:t xml:space="preserve"> einheitliche</w:t>
+      </w:r>
+      <w:r>
+        <w:t>n</w:t>
+      </w:r>
+      <w:r>
+        <w:t xml:space="preserve"> ISO konforme</w:t>
+      </w:r>
+      <w:r>
+        <w:t>n</w:t>
+      </w:r>
+      <w:r>
+        <w:t xml:space="preserve"> SIEM-Lösung, welche </w:t>
+      </w:r>
+      <w:r>
+        <w:t>die</w:t>
+      </w:r>
+      <w:r>
+        <w:t xml:space="preserve"> Erkennung von jeweiligen Fehlern sowie die Identifikation von Sicherheitsvorfällen deutlich beschleunigt. </w:t>
+      </w:r>
+      <w:r>
+        <w:t xml:space="preserve"> </w:t>
+      </w:r>
+      <w:r>
+        <w:t>Eine SIEM-Lösung ist per definitionem ein Service, der Logs von sämtlichen Systemen einer Organisation zusammenführt.</w:t>
+      </w:r>
+      <w:r>
+        <w:t xml:space="preserve"> </w:t>
+      </w:r>
+      <w:r>
+        <w:t>Im Rahmen</w:t>
+      </w:r>
+      <w:r>
+        <w:t xml:space="preserve"> dieser IPA wird </w:t>
+      </w:r>
+      <w:r>
+        <w:t xml:space="preserve">eine solche Applikation entwickelt und eingeführt.  </w:t>
+      </w:r>
+      <w:r>
+        <w:t>Der Standard für dieses Projekt richtet sich nach ISO/IEC 27001 (</w:t>
+      </w:r>
+      <w:hyperlink r:id="rId10" w:history="1">
+        <w:r>
+          <w:rPr>
+            <w:rStyle w:val="Hyperlink"/>
+          </w:rPr>
+          <w:t>A.8.15</w:t>
+        </w:r>
+      </w:hyperlink>
+      <w:r>
+        <w:t xml:space="preserve">) welche hierbei die Vorlage für jegliche Bedingungen </w:t>
+      </w:r>
+      <w:r>
+        <w:t>beschreiben</w:t>
+      </w:r>
+      <w:r>
+        <w:t xml:space="preserve">. </w:t>
+      </w:r>
+      <w:r>
+        <w:t>Jedoch wird für diese IPA die ISO-Anforderung</w:t>
+      </w:r>
+      <w:r>
+        <w:t xml:space="preserve"> </w:t>
+      </w:r>
+      <w:r>
+        <w:t>für die automatische</w:t>
+      </w:r>
+      <w:r>
+        <w:t xml:space="preserve"> Analyse</w:t>
+      </w:r>
+      <w:r>
+        <w:t xml:space="preserve"> von Protokollen nicht erwartet</w:t>
+      </w:r>
+      <w:r>
+        <w:t xml:space="preserve">. </w:t>
+      </w:r>
+      <w:r>
+        <w:t xml:space="preserve"> </w:t>
       </w:r>
     </w:p>
     <w:p/>
-    <w:p>
-      <w:r>
-        <w:t xml:space="preserve">Ziel ist </w:t>
-      </w:r>
-      <w:r>
-        <w:t>die Entwicklung eine</w:t>
-      </w:r>
-      <w:r>
-        <w:t xml:space="preserve"> einheitliche</w:t>
-      </w:r>
-      <w:r>
-        <w:t xml:space="preserve"> </w:t>
-      </w:r>
-      <w:r>
-        <w:t>ISO konforme SIEM-Lösung</w:t>
-      </w:r>
-      <w:r>
-        <w:t>,</w:t>
-      </w:r>
-      <w:r>
-        <w:t xml:space="preserve"> welche</w:t>
-      </w:r>
-      <w:r>
-        <w:t xml:space="preserve"> </w:t>
-      </w:r>
-      <w:r>
-        <w:t>zur E</w:t>
-      </w:r>
-      <w:r>
-        <w:t xml:space="preserve">rkennung von </w:t>
-      </w:r>
-      <w:r>
-        <w:t xml:space="preserve">jeweiligen </w:t>
-      </w:r>
-      <w:r>
-        <w:t xml:space="preserve">Fehlern sowie die Identifikation von Sicherheitsvorfällen </w:t>
-      </w:r>
-      <w:r>
-        <w:t xml:space="preserve">deutlich </w:t>
-      </w:r>
-      <w:r>
-        <w:t>beschleunigt</w:t>
-      </w:r>
-      <w:r>
-        <w:t>.</w:t>
-      </w:r>
-      <w:r>
-        <w:t xml:space="preserve"> </w:t>
-      </w:r>
-    </w:p>
-    <w:p>
-      <w:pPr>
-        <w:pStyle w:val="berschrift1"/>
-      </w:pPr>
-      <w:r>
-        <w:t>Detaillierte Aufgabenstellung</w:t>
-      </w:r>
-    </w:p>
     <w:p>
       <w:pPr>
         <w:pStyle w:val="berschrift2"/>
@@ -250,7 +311,13 @@
         <w:t>A</w:t>
       </w:r>
       <w:r>
-        <w:t>lle Nachbarselementen und Datenflüsse</w:t>
+        <w:t xml:space="preserve">lle </w:t>
+      </w:r>
+      <w:r>
+        <w:t xml:space="preserve">Nachbarelementen </w:t>
+      </w:r>
+      <w:r>
+        <w:t>und Datenflüsse</w:t>
       </w:r>
       <w:r>
         <w:t xml:space="preserve"> einzeichnen</w:t>
@@ -289,7 +356,19 @@
         </w:numPr>
       </w:pPr>
       <w:r>
-        <w:t>Definition von Testziele, Testobjekte, Testarten</w:t>
+        <w:t>Definition von Testzielen, Testobjekten und Testarten (Unit-Tests, Integrationstests, E2E-Tests, Performance- und Security-Tests)</w:t>
+      </w:r>
+    </w:p>
+    <w:p>
+      <w:pPr>
+        <w:pStyle w:val="Listenabsatz"/>
+        <w:numPr>
+          <w:ilvl w:val="1"/>
+          <w:numId w:val="35"/>
+        </w:numPr>
+      </w:pPr>
+      <w:r>
+        <w:t>Festlegung der Testabdeckung für kritische Workflows</w:t>
       </w:r>
     </w:p>
     <w:p>
@@ -337,7 +416,13 @@
         </w:numPr>
       </w:pPr>
       <w:r>
-        <w:t>Festlegung der Massnahmen für Informationssicherheit (ISDS)</w:t>
+        <w:t xml:space="preserve">Festlegung der </w:t>
+      </w:r>
+      <w:r>
+        <w:t xml:space="preserve">Massnahmen </w:t>
+      </w:r>
+      <w:r>
+        <w:t>für Informationssicherheit (ISDS)</w:t>
       </w:r>
     </w:p>
     <w:p>
@@ -361,7 +446,13 @@
         </w:numPr>
       </w:pPr>
       <w:r>
-        <w:t xml:space="preserve">Definition für das Einführungsvorgehen und die Einführungsmassnahmen </w:t>
+        <w:t>Definition für d</w:t>
+      </w:r>
+      <w:r>
+        <w:t>en Implementierungsvorgang</w:t>
+      </w:r>
+      <w:r>
+        <w:t xml:space="preserve"> und die Einführungsmassnahmen </w:t>
       </w:r>
     </w:p>
     <w:p>
@@ -394,10 +485,6 @@
         <w:t xml:space="preserve"> der UI und ihre Spezifikationen</w:t>
       </w:r>
     </w:p>
-    <w:p/>
-    <w:p/>
-    <w:p/>
-    <w:p/>
     <w:p>
       <w:pPr>
         <w:pStyle w:val="berschrift2"/>
@@ -464,7 +551,13 @@
         </w:numPr>
       </w:pPr>
       <w:r>
-        <w:t xml:space="preserve">Implementierung der </w:t>
+        <w:t xml:space="preserve">Implementierung </w:t>
+      </w:r>
+      <w:r>
+        <w:t>von</w:t>
+      </w:r>
+      <w:r>
+        <w:t xml:space="preserve"> </w:t>
       </w:r>
     </w:p>
     <w:p>
@@ -505,7 +598,13 @@
         </w:numPr>
       </w:pPr>
       <w:r>
-        <w:t>Klassen und Methoden nach Dokumentation</w:t>
+        <w:t xml:space="preserve">Klassen und Methoden </w:t>
+      </w:r>
+      <w:r>
+        <w:t>gemäss</w:t>
+      </w:r>
+      <w:r>
+        <w:t xml:space="preserve"> Dokumentation</w:t>
       </w:r>
     </w:p>
     <w:p>
@@ -522,13 +621,8 @@
       </w:r>
       <w:proofErr w:type="spellEnd"/>
       <w:r>
-        <w:t xml:space="preserve"> </w:t>
-      </w:r>
-      <w:proofErr w:type="spellStart"/>
-      <w:r>
-        <w:t>libary</w:t>
-      </w:r>
-      <w:proofErr w:type="spellEnd"/>
+        <w:t>-Bibliothek</w:t>
+      </w:r>
       <w:r>
         <w:t xml:space="preserve"> </w:t>
       </w:r>
@@ -578,17 +672,14 @@
         <w:pStyle w:val="Listenabsatz"/>
         <w:numPr>
           <w:ilvl w:val="0"/>
-          <w:numId w:val="44"/>
+          <w:numId w:val="46"/>
         </w:numPr>
       </w:pPr>
       <w:r>
-        <w:t xml:space="preserve">Schnittstelle zum </w:t>
-      </w:r>
-      <w:r>
-        <w:t xml:space="preserve">Scannen </w:t>
-      </w:r>
-      <w:r>
-        <w:t>von jeglichen Logs</w:t>
+        <w:t>Automatische Analyse von Protokollen</w:t>
+      </w:r>
+      <w:r>
+        <w:t xml:space="preserve">  </w:t>
       </w:r>
     </w:p>
     <w:p>
@@ -596,11 +687,11 @@
         <w:pStyle w:val="Listenabsatz"/>
         <w:numPr>
           <w:ilvl w:val="0"/>
-          <w:numId w:val="44"/>
+          <w:numId w:val="46"/>
         </w:numPr>
       </w:pPr>
       <w:r>
-        <w:t xml:space="preserve">Integration von AD </w:t>
+        <w:t>Schnittstelle zum Scannen von jeglichen Logs</w:t>
       </w:r>
     </w:p>
     <w:p>
@@ -608,11 +699,47 @@
         <w:pStyle w:val="Listenabsatz"/>
         <w:numPr>
           <w:ilvl w:val="0"/>
-          <w:numId w:val="44"/>
+          <w:numId w:val="46"/>
         </w:numPr>
-      </w:pPr>
-      <w:r>
-        <w:t>Lokalisierung</w:t>
+        <w:rPr>
+          <w:lang w:val="en-GB"/>
+        </w:rPr>
+      </w:pPr>
+      <w:r>
+        <w:rPr>
+          <w:lang w:val="en-GB"/>
+        </w:rPr>
+        <w:t>Integration von</w:t>
+      </w:r>
+      <w:r>
+        <w:rPr>
+          <w:lang w:val="en-GB"/>
+        </w:rPr>
+        <w:t xml:space="preserve"> Active Directory</w:t>
+      </w:r>
+      <w:r>
+        <w:rPr>
+          <w:lang w:val="en-GB"/>
+        </w:rPr>
+        <w:t xml:space="preserve"> </w:t>
+      </w:r>
+      <w:r>
+        <w:rPr>
+          <w:lang w:val="en-GB"/>
+        </w:rPr>
+        <w:t>(</w:t>
+      </w:r>
+      <w:r>
+        <w:rPr>
+          <w:lang w:val="en-GB"/>
+        </w:rPr>
+        <w:t>AD</w:t>
+      </w:r>
+      <w:r>
+        <w:rPr>
+          <w:lang w:val="en-GB"/>
+        </w:rPr>
+        <w:t>)</w:t>
       </w:r>
     </w:p>
     <w:p>
@@ -620,11 +747,11 @@
         <w:pStyle w:val="Listenabsatz"/>
         <w:numPr>
           <w:ilvl w:val="0"/>
-          <w:numId w:val="44"/>
+          <w:numId w:val="46"/>
         </w:numPr>
       </w:pPr>
       <w:r>
-        <w:t xml:space="preserve">Docker Integration </w:t>
+        <w:t>Lokalisierung</w:t>
       </w:r>
     </w:p>
     <w:p>
@@ -632,14 +759,38 @@
         <w:pStyle w:val="Listenabsatz"/>
         <w:numPr>
           <w:ilvl w:val="0"/>
-          <w:numId w:val="44"/>
+          <w:numId w:val="46"/>
         </w:numPr>
       </w:pPr>
       <w:r>
+        <w:t xml:space="preserve">Docker Integration </w:t>
+      </w:r>
+    </w:p>
+    <w:p>
+      <w:pPr>
+        <w:pStyle w:val="Listenabsatz"/>
+        <w:numPr>
+          <w:ilvl w:val="0"/>
+          <w:numId w:val="46"/>
+        </w:numPr>
+      </w:pPr>
+      <w:r>
         <w:t xml:space="preserve">Windows Installer </w:t>
       </w:r>
       <w:r>
         <w:t>(MSI)</w:t>
+      </w:r>
+    </w:p>
+    <w:p>
+      <w:pPr>
+        <w:pStyle w:val="Listenabsatz"/>
+        <w:numPr>
+          <w:ilvl w:val="0"/>
+          <w:numId w:val="46"/>
+        </w:numPr>
+      </w:pPr>
+      <w:r>
+        <w:t>Benutzer-Schulung und Support</w:t>
       </w:r>
     </w:p>
     <w:p>
@@ -661,7 +812,7 @@
       <w:r>
         <w:t xml:space="preserve">Eine funktionierende </w:t>
       </w:r>
-      <w:hyperlink r:id="rId9" w:history="1">
+      <w:hyperlink r:id="rId11" w:history="1">
         <w:r>
           <w:rPr>
             <w:rStyle w:val="Hyperlink"/>
@@ -748,7 +899,13 @@
         </w:numPr>
       </w:pPr>
       <w:r>
-        <w:t xml:space="preserve">Applikation ist Cross-Plattform </w:t>
+        <w:t>Eine</w:t>
+      </w:r>
+      <w:r>
+        <w:t xml:space="preserve"> plattformunabhängig</w:t>
+      </w:r>
+      <w:r>
+        <w:t>e Applikation</w:t>
       </w:r>
     </w:p>
     <w:p>
@@ -765,7 +922,7 @@
       <w:r>
         <w:t xml:space="preserve"> </w:t>
       </w:r>
-      <w:hyperlink r:id="rId10" w:history="1">
+      <w:hyperlink r:id="rId12" w:history="1">
         <w:r>
           <w:rPr>
             <w:rStyle w:val="Hyperlink"/>
@@ -807,32 +964,56 @@
     <w:p/>
     <w:p>
       <w:r>
-        <w:t>Die Siem Applikation ist ausschliesslich nur für Interne Benutzung</w:t>
+        <w:t xml:space="preserve">Die Applikation </w:t>
+      </w:r>
+      <w:r>
+        <w:t>richtet sich</w:t>
+      </w:r>
+      <w:r>
+        <w:t xml:space="preserve"> ausschliesslich nur für</w:t>
+      </w:r>
+      <w:r>
+        <w:t xml:space="preserve"> die</w:t>
+      </w:r>
+      <w:r>
+        <w:t xml:space="preserve"> Interne Benut</w:t>
+      </w:r>
+      <w:r>
+        <w:t xml:space="preserve">zung der Administratoren von Klixa-BZ. </w:t>
       </w:r>
     </w:p>
     <w:p>
       <w:pPr>
-        <w:pStyle w:val="berschrift1"/>
-      </w:pPr>
-      <w:r>
-        <w:t>Mittel und Methoden</w:t>
+        <w:contextualSpacing w:val="0"/>
+      </w:pPr>
+      <w:r>
+        <w:br w:type="page"/>
       </w:r>
     </w:p>
     <w:p>
       <w:pPr>
-        <w:pStyle w:val="berschrift2"/>
-      </w:pPr>
-      <w:r>
-        <w:t>Software</w:t>
+        <w:pStyle w:val="berschrift1"/>
+      </w:pPr>
+      <w:r>
+        <w:lastRenderedPageBreak/>
+        <w:t>Mittel und Methoden</w:t>
       </w:r>
     </w:p>
     <w:p>
-      <w:r>
-        <w:t>Hypervisor: XCP-NG 8.3</w:t>
+      <w:pPr>
+        <w:pStyle w:val="berschrift2"/>
+      </w:pPr>
+      <w:r>
+        <w:t>Software</w:t>
       </w:r>
     </w:p>
     <w:p>
       <w:r>
+        <w:t>Hypervisor: XCP-NG 8.3</w:t>
+      </w:r>
+    </w:p>
+    <w:p>
+      <w:r>
         <w:t>OS: Windows 11 2</w:t>
       </w:r>
       <w:r>
@@ -845,7 +1026,13 @@
         <w:t>2</w:t>
       </w:r>
       <w:r>
-        <w:t>, Arch Linux 3.01, Ubuntu 22.04</w:t>
+        <w:t xml:space="preserve">, Arch Linux </w:t>
+      </w:r>
+      <w:r>
+        <w:t>2026.03.01</w:t>
+      </w:r>
+      <w:r>
+        <w:t>, Ubuntu 22.04</w:t>
       </w:r>
     </w:p>
     <w:p>
@@ -888,24 +1075,66 @@
       </w:r>
     </w:p>
     <w:p>
-      <w:r>
-        <w:t xml:space="preserve">Backup: GitHub, GitHub </w:t>
+      <w:pPr>
+        <w:rPr>
+          <w:lang w:val="en-GB"/>
+        </w:rPr>
+      </w:pPr>
+      <w:r>
+        <w:rPr>
+          <w:lang w:val="en-GB"/>
+        </w:rPr>
+        <w:t>Backup: GitHub</w:t>
+      </w:r>
+      <w:r>
+        <w:rPr>
+          <w:lang w:val="en-GB"/>
+        </w:rPr>
+        <w:t xml:space="preserve"> </w:t>
       </w:r>
       <w:proofErr w:type="spellStart"/>
       <w:r>
-        <w:t>actions</w:t>
+        <w:rPr>
+          <w:lang w:val="en-GB"/>
+        </w:rPr>
+        <w:t>Monorepository</w:t>
       </w:r>
       <w:proofErr w:type="spellEnd"/>
       <w:r>
-        <w:t xml:space="preserve">, </w:t>
-      </w:r>
-      <w:proofErr w:type="spellStart"/>
-      <w:r>
-        <w:t>Git</w:t>
-      </w:r>
-      <w:proofErr w:type="spellEnd"/>
-      <w:r>
-        <w:t>, OneDrive für 365</w:t>
+        <w:rPr>
+          <w:lang w:val="en-GB"/>
+        </w:rPr>
+        <w:t xml:space="preserve">, GitHub actions, Git, </w:t>
+      </w:r>
+      <w:r>
+        <w:rPr>
+          <w:lang w:val="en-GB"/>
+        </w:rPr>
+        <w:t xml:space="preserve">Microsoft </w:t>
+      </w:r>
+      <w:r>
+        <w:rPr>
+          <w:lang w:val="en-GB"/>
+        </w:rPr>
+        <w:t xml:space="preserve">OneDrive </w:t>
+      </w:r>
+      <w:r>
+        <w:rPr>
+          <w:lang w:val="en-GB"/>
+        </w:rPr>
+        <w:t>und</w:t>
+      </w:r>
+      <w:r>
+        <w:rPr>
+          <w:lang w:val="en-GB"/>
+        </w:rPr>
+        <w:t xml:space="preserve"> Office</w:t>
+      </w:r>
+      <w:r>
+        <w:rPr>
+          <w:lang w:val="en-GB"/>
+        </w:rPr>
+        <w:t xml:space="preserve"> 365</w:t>
       </w:r>
     </w:p>
     <w:p>
@@ -948,7 +1177,6 @@
         <w:t xml:space="preserve"> Rider 3.3</w:t>
       </w:r>
     </w:p>
-    <w:p/>
     <w:p>
       <w:pPr>
         <w:pStyle w:val="berschrift2"/>
@@ -958,14 +1186,28 @@
       </w:r>
     </w:p>
     <w:p>
-      <w:r>
+      <w:pPr>
+        <w:rPr>
+          <w:lang w:val="en-GB"/>
+        </w:rPr>
+      </w:pPr>
+      <w:r>
+        <w:rPr>
+          <w:lang w:val="en-GB"/>
+        </w:rPr>
         <w:t>Server:</w:t>
       </w:r>
       <w:r>
+        <w:rPr>
+          <w:lang w:val="en-GB"/>
+        </w:rPr>
         <w:t xml:space="preserve"> </w:t>
       </w:r>
       <w:r>
-        <w:t>HP-Workstation (Z440)</w:t>
+        <w:rPr>
+          <w:lang w:val="en-GB"/>
+        </w:rPr>
+        <w:t>Hypervisor-Host: HP Workstation (Z440)</w:t>
       </w:r>
     </w:p>
     <w:p>
@@ -1101,10 +1343,10 @@
     </w:p>
     <w:p/>
     <w:sectPr>
-      <w:headerReference w:type="default" r:id="rId11"/>
-      <w:footerReference w:type="default" r:id="rId12"/>
-      <w:headerReference w:type="first" r:id="rId13"/>
-      <w:footerReference w:type="first" r:id="rId14"/>
+      <w:headerReference w:type="default" r:id="rId13"/>
+      <w:footerReference w:type="default" r:id="rId14"/>
+      <w:headerReference w:type="first" r:id="rId15"/>
+      <w:footerReference w:type="first" r:id="rId16"/>
       <w:pgSz w:w="11906" w:h="16838" w:code="9"/>
       <w:pgMar w:top="1985" w:right="1418" w:bottom="1134" w:left="1418" w:header="567" w:footer="567" w:gutter="0"/>
       <w:cols w:space="708"/>
@@ -3029,6 +3271,119 @@
     </w:lvl>
   </w:abstractNum>
   <w:abstractNum w:abstractNumId="10" w15:restartNumberingAfterBreak="0">
+    <w:nsid w:val="01816431"/>
+    <w:multiLevelType w:val="hybridMultilevel"/>
+    <w:tmpl w:val="EBE2CC6C"/>
+    <w:lvl w:ilvl="0" w:tplc="08070009">
+      <w:start w:val="1"/>
+      <w:numFmt w:val="bullet"/>
+      <w:lvlText w:val=""/>
+      <w:lvlJc w:val="left"/>
+      <w:pPr>
+        <w:ind w:left="720" w:hanging="360"/>
+      </w:pPr>
+      <w:rPr>
+        <w:rFonts w:ascii="Wingdings" w:hAnsi="Wingdings" w:hint="default"/>
+      </w:rPr>
+    </w:lvl>
+    <w:lvl w:ilvl="1" w:tplc="08070003" w:tentative="1">
+      <w:start w:val="1"/>
+      <w:numFmt w:val="bullet"/>
+      <w:lvlText w:val="o"/>
+      <w:lvlJc w:val="left"/>
+      <w:pPr>
+        <w:ind w:left="1440" w:hanging="360"/>
+      </w:pPr>
+      <w:rPr>
+        <w:rFonts w:ascii="Courier New" w:hAnsi="Courier New" w:cs="Courier New" w:hint="default"/>
+      </w:rPr>
+    </w:lvl>
+    <w:lvl w:ilvl="2" w:tplc="08070005" w:tentative="1">
+      <w:start w:val="1"/>
+      <w:numFmt w:val="bullet"/>
+      <w:lvlText w:val=""/>
+      <w:lvlJc w:val="left"/>
+      <w:pPr>
+        <w:ind w:left="2160" w:hanging="360"/>
+      </w:pPr>
+      <w:rPr>
+        <w:rFonts w:ascii="Wingdings" w:hAnsi="Wingdings" w:hint="default"/>
+      </w:rPr>
+    </w:lvl>
+    <w:lvl w:ilvl="3" w:tplc="08070001" w:tentative="1">
+      <w:start w:val="1"/>
+      <w:numFmt w:val="bullet"/>
+      <w:lvlText w:val=""/>
+      <w:lvlJc w:val="left"/>
+      <w:pPr>
+        <w:ind w:left="2880" w:hanging="360"/>
+      </w:pPr>
+      <w:rPr>
+        <w:rFonts w:ascii="Symbol" w:hAnsi="Symbol" w:hint="default"/>
+      </w:rPr>
+    </w:lvl>
+    <w:lvl w:ilvl="4" w:tplc="08070003" w:tentative="1">
+      <w:start w:val="1"/>
+      <w:numFmt w:val="bullet"/>
+      <w:lvlText w:val="o"/>
+      <w:lvlJc w:val="left"/>
+      <w:pPr>
+        <w:ind w:left="3600" w:hanging="360"/>
+      </w:pPr>
+      <w:rPr>
+        <w:rFonts w:ascii="Courier New" w:hAnsi="Courier New" w:cs="Courier New" w:hint="default"/>
+      </w:rPr>
+    </w:lvl>
+    <w:lvl w:ilvl="5" w:tplc="08070005" w:tentative="1">
+      <w:start w:val="1"/>
+      <w:numFmt w:val="bullet"/>
+      <w:lvlText w:val=""/>
+      <w:lvlJc w:val="left"/>
+      <w:pPr>
+        <w:ind w:left="4320" w:hanging="360"/>
+      </w:pPr>
+      <w:rPr>
+        <w:rFonts w:ascii="Wingdings" w:hAnsi="Wingdings" w:hint="default"/>
+      </w:rPr>
+    </w:lvl>
+    <w:lvl w:ilvl="6" w:tplc="08070001" w:tentative="1">
+      <w:start w:val="1"/>
+      <w:numFmt w:val="bullet"/>
+      <w:lvlText w:val=""/>
+      <w:lvlJc w:val="left"/>
+      <w:pPr>
+        <w:ind w:left="5040" w:hanging="360"/>
+      </w:pPr>
+      <w:rPr>
+        <w:rFonts w:ascii="Symbol" w:hAnsi="Symbol" w:hint="default"/>
+      </w:rPr>
+    </w:lvl>
+    <w:lvl w:ilvl="7" w:tplc="08070003" w:tentative="1">
+      <w:start w:val="1"/>
+      <w:numFmt w:val="bullet"/>
+      <w:lvlText w:val="o"/>
+      <w:lvlJc w:val="left"/>
+      <w:pPr>
+        <w:ind w:left="5760" w:hanging="360"/>
+      </w:pPr>
+      <w:rPr>
+        <w:rFonts w:ascii="Courier New" w:hAnsi="Courier New" w:cs="Courier New" w:hint="default"/>
+      </w:rPr>
+    </w:lvl>
+    <w:lvl w:ilvl="8" w:tplc="08070005" w:tentative="1">
+      <w:start w:val="1"/>
+      <w:numFmt w:val="bullet"/>
+      <w:lvlText w:val=""/>
+      <w:lvlJc w:val="left"/>
+      <w:pPr>
+        <w:ind w:left="6480" w:hanging="360"/>
+      </w:pPr>
+      <w:rPr>
+        <w:rFonts w:ascii="Wingdings" w:hAnsi="Wingdings" w:hint="default"/>
+      </w:rPr>
+    </w:lvl>
+  </w:abstractNum>
+  <w:abstractNum w:abstractNumId="11" w15:restartNumberingAfterBreak="0">
     <w:nsid w:val="04612FEC"/>
     <w:multiLevelType w:val="hybridMultilevel"/>
     <w:tmpl w:val="64BC1E5E"/>
@@ -3141,7 +3496,7 @@
       </w:rPr>
     </w:lvl>
   </w:abstractNum>
-  <w:abstractNum w:abstractNumId="11" w15:restartNumberingAfterBreak="0">
+  <w:abstractNum w:abstractNumId="12" w15:restartNumberingAfterBreak="0">
     <w:nsid w:val="09D01DB0"/>
     <w:multiLevelType w:val="multilevel"/>
     <w:tmpl w:val="C584F3F8"/>
@@ -3267,7 +3622,7 @@
       </w:rPr>
     </w:lvl>
   </w:abstractNum>
-  <w:abstractNum w:abstractNumId="12" w15:restartNumberingAfterBreak="0">
+  <w:abstractNum w:abstractNumId="13" w15:restartNumberingAfterBreak="0">
     <w:nsid w:val="0D291A25"/>
     <w:multiLevelType w:val="hybridMultilevel"/>
     <w:tmpl w:val="74FC5EC6"/>
@@ -3353,7 +3708,7 @@
       </w:pPr>
     </w:lvl>
   </w:abstractNum>
-  <w:abstractNum w:abstractNumId="13" w15:restartNumberingAfterBreak="0">
+  <w:abstractNum w:abstractNumId="14" w15:restartNumberingAfterBreak="0">
     <w:nsid w:val="1C5942AB"/>
     <w:multiLevelType w:val="multilevel"/>
     <w:tmpl w:val="0807001D"/>
@@ -3439,7 +3794,7 @@
       </w:pPr>
     </w:lvl>
   </w:abstractNum>
-  <w:abstractNum w:abstractNumId="14" w15:restartNumberingAfterBreak="0">
+  <w:abstractNum w:abstractNumId="15" w15:restartNumberingAfterBreak="0">
     <w:nsid w:val="1C6051C1"/>
     <w:multiLevelType w:val="hybridMultilevel"/>
     <w:tmpl w:val="B70CB54C"/>
@@ -3552,7 +3907,7 @@
       </w:rPr>
     </w:lvl>
   </w:abstractNum>
-  <w:abstractNum w:abstractNumId="15" w15:restartNumberingAfterBreak="0">
+  <w:abstractNum w:abstractNumId="16" w15:restartNumberingAfterBreak="0">
     <w:nsid w:val="205C203C"/>
     <w:multiLevelType w:val="hybridMultilevel"/>
     <w:tmpl w:val="9B86F1DA"/>
@@ -3665,7 +4020,7 @@
       </w:rPr>
     </w:lvl>
   </w:abstractNum>
-  <w:abstractNum w:abstractNumId="16" w15:restartNumberingAfterBreak="0">
+  <w:abstractNum w:abstractNumId="17" w15:restartNumberingAfterBreak="0">
     <w:nsid w:val="25613926"/>
     <w:multiLevelType w:val="multilevel"/>
     <w:tmpl w:val="0C6C0850"/>
@@ -3790,13 +4145,13 @@
       </w:rPr>
     </w:lvl>
   </w:abstractNum>
-  <w:abstractNum w:abstractNumId="17" w15:restartNumberingAfterBreak="0">
+  <w:abstractNum w:abstractNumId="18" w15:restartNumberingAfterBreak="0">
     <w:nsid w:val="2CF61CE3"/>
     <w:multiLevelType w:val="multilevel"/>
     <w:tmpl w:val="5CC2F64A"/>
     <w:numStyleLink w:val="KlixaNummerierung"/>
   </w:abstractNum>
-  <w:abstractNum w:abstractNumId="18" w15:restartNumberingAfterBreak="0">
+  <w:abstractNum w:abstractNumId="19" w15:restartNumberingAfterBreak="0">
     <w:nsid w:val="2E1A5753"/>
     <w:multiLevelType w:val="multilevel"/>
     <w:tmpl w:val="0807001D"/>
@@ -3882,7 +4237,7 @@
       </w:pPr>
     </w:lvl>
   </w:abstractNum>
-  <w:abstractNum w:abstractNumId="19" w15:restartNumberingAfterBreak="0">
+  <w:abstractNum w:abstractNumId="20" w15:restartNumberingAfterBreak="0">
     <w:nsid w:val="35006F9D"/>
     <w:multiLevelType w:val="multilevel"/>
     <w:tmpl w:val="4FD0319C"/>
@@ -4011,13 +4366,13 @@
       </w:rPr>
     </w:lvl>
   </w:abstractNum>
-  <w:abstractNum w:abstractNumId="20" w15:restartNumberingAfterBreak="0">
+  <w:abstractNum w:abstractNumId="21" w15:restartNumberingAfterBreak="0">
     <w:nsid w:val="39744C21"/>
     <w:multiLevelType w:val="multilevel"/>
     <w:tmpl w:val="C584F3F8"/>
     <w:numStyleLink w:val="KlixaAufzhlung"/>
   </w:abstractNum>
-  <w:abstractNum w:abstractNumId="21" w15:restartNumberingAfterBreak="0">
+  <w:abstractNum w:abstractNumId="22" w15:restartNumberingAfterBreak="0">
     <w:nsid w:val="3A1279EF"/>
     <w:multiLevelType w:val="hybridMultilevel"/>
     <w:tmpl w:val="4AC02DE8"/>
@@ -4129,7 +4484,7 @@
       </w:rPr>
     </w:lvl>
   </w:abstractNum>
-  <w:abstractNum w:abstractNumId="22" w15:restartNumberingAfterBreak="0">
+  <w:abstractNum w:abstractNumId="23" w15:restartNumberingAfterBreak="0">
     <w:nsid w:val="3B83551D"/>
     <w:multiLevelType w:val="multilevel"/>
     <w:tmpl w:val="5CC2F64A"/>
@@ -4255,7 +4610,7 @@
       </w:rPr>
     </w:lvl>
   </w:abstractNum>
-  <w:abstractNum w:abstractNumId="23" w15:restartNumberingAfterBreak="0">
+  <w:abstractNum w:abstractNumId="24" w15:restartNumberingAfterBreak="0">
     <w:nsid w:val="3C635710"/>
     <w:multiLevelType w:val="multilevel"/>
     <w:tmpl w:val="0807001D"/>
@@ -4341,7 +4696,7 @@
       </w:pPr>
     </w:lvl>
   </w:abstractNum>
-  <w:abstractNum w:abstractNumId="24" w15:restartNumberingAfterBreak="0">
+  <w:abstractNum w:abstractNumId="25" w15:restartNumberingAfterBreak="0">
     <w:nsid w:val="44F65A87"/>
     <w:multiLevelType w:val="hybridMultilevel"/>
     <w:tmpl w:val="79FAFEB0"/>
@@ -4454,7 +4809,7 @@
       </w:rPr>
     </w:lvl>
   </w:abstractNum>
-  <w:abstractNum w:abstractNumId="25" w15:restartNumberingAfterBreak="0">
+  <w:abstractNum w:abstractNumId="26" w15:restartNumberingAfterBreak="0">
     <w:nsid w:val="4D0916E8"/>
     <w:multiLevelType w:val="multilevel"/>
     <w:tmpl w:val="4FD0319C"/>
@@ -4580,7 +4935,120 @@
       </w:rPr>
     </w:lvl>
   </w:abstractNum>
-  <w:abstractNum w:abstractNumId="26" w15:restartNumberingAfterBreak="0">
+  <w:abstractNum w:abstractNumId="27" w15:restartNumberingAfterBreak="0">
+    <w:nsid w:val="58033183"/>
+    <w:multiLevelType w:val="hybridMultilevel"/>
+    <w:tmpl w:val="756EA0AE"/>
+    <w:lvl w:ilvl="0" w:tplc="08070001">
+      <w:start w:val="1"/>
+      <w:numFmt w:val="bullet"/>
+      <w:lvlText w:val=""/>
+      <w:lvlJc w:val="left"/>
+      <w:pPr>
+        <w:ind w:left="720" w:hanging="360"/>
+      </w:pPr>
+      <w:rPr>
+        <w:rFonts w:ascii="Symbol" w:hAnsi="Symbol" w:hint="default"/>
+      </w:rPr>
+    </w:lvl>
+    <w:lvl w:ilvl="1" w:tplc="08070003" w:tentative="1">
+      <w:start w:val="1"/>
+      <w:numFmt w:val="bullet"/>
+      <w:lvlText w:val="o"/>
+      <w:lvlJc w:val="left"/>
+      <w:pPr>
+        <w:ind w:left="1440" w:hanging="360"/>
+      </w:pPr>
+      <w:rPr>
+        <w:rFonts w:ascii="Courier New" w:hAnsi="Courier New" w:cs="Courier New" w:hint="default"/>
+      </w:rPr>
+    </w:lvl>
+    <w:lvl w:ilvl="2" w:tplc="08070005" w:tentative="1">
+      <w:start w:val="1"/>
+      <w:numFmt w:val="bullet"/>
+      <w:lvlText w:val=""/>
+      <w:lvlJc w:val="left"/>
+      <w:pPr>
+        <w:ind w:left="2160" w:hanging="360"/>
+      </w:pPr>
+      <w:rPr>
+        <w:rFonts w:ascii="Wingdings" w:hAnsi="Wingdings" w:hint="default"/>
+      </w:rPr>
+    </w:lvl>
+    <w:lvl w:ilvl="3" w:tplc="08070001" w:tentative="1">
+      <w:start w:val="1"/>
+      <w:numFmt w:val="bullet"/>
+      <w:lvlText w:val=""/>
+      <w:lvlJc w:val="left"/>
+      <w:pPr>
+        <w:ind w:left="2880" w:hanging="360"/>
+      </w:pPr>
+      <w:rPr>
+        <w:rFonts w:ascii="Symbol" w:hAnsi="Symbol" w:hint="default"/>
+      </w:rPr>
+    </w:lvl>
+    <w:lvl w:ilvl="4" w:tplc="08070003" w:tentative="1">
+      <w:start w:val="1"/>
+      <w:numFmt w:val="bullet"/>
+      <w:lvlText w:val="o"/>
+      <w:lvlJc w:val="left"/>
+      <w:pPr>
+        <w:ind w:left="3600" w:hanging="360"/>
+      </w:pPr>
+      <w:rPr>
+        <w:rFonts w:ascii="Courier New" w:hAnsi="Courier New" w:cs="Courier New" w:hint="default"/>
+      </w:rPr>
+    </w:lvl>
+    <w:lvl w:ilvl="5" w:tplc="08070005" w:tentative="1">
+      <w:start w:val="1"/>
+      <w:numFmt w:val="bullet"/>
+      <w:lvlText w:val=""/>
+      <w:lvlJc w:val="left"/>
+      <w:pPr>
+        <w:ind w:left="4320" w:hanging="360"/>
+      </w:pPr>
+      <w:rPr>
+        <w:rFonts w:ascii="Wingdings" w:hAnsi="Wingdings" w:hint="default"/>
+      </w:rPr>
+    </w:lvl>
+    <w:lvl w:ilvl="6" w:tplc="08070001" w:tentative="1">
+      <w:start w:val="1"/>
+      <w:numFmt w:val="bullet"/>
+      <w:lvlText w:val=""/>
+      <w:lvlJc w:val="left"/>
+      <w:pPr>
+        <w:ind w:left="5040" w:hanging="360"/>
+      </w:pPr>
+      <w:rPr>
+        <w:rFonts w:ascii="Symbol" w:hAnsi="Symbol" w:hint="default"/>
+      </w:rPr>
+    </w:lvl>
+    <w:lvl w:ilvl="7" w:tplc="08070003" w:tentative="1">
+      <w:start w:val="1"/>
+      <w:numFmt w:val="bullet"/>
+      <w:lvlText w:val="o"/>
+      <w:lvlJc w:val="left"/>
+      <w:pPr>
+        <w:ind w:left="5760" w:hanging="360"/>
+      </w:pPr>
+      <w:rPr>
+        <w:rFonts w:ascii="Courier New" w:hAnsi="Courier New" w:cs="Courier New" w:hint="default"/>
+      </w:rPr>
+    </w:lvl>
+    <w:lvl w:ilvl="8" w:tplc="08070005" w:tentative="1">
+      <w:start w:val="1"/>
+      <w:numFmt w:val="bullet"/>
+      <w:lvlText w:val=""/>
+      <w:lvlJc w:val="left"/>
+      <w:pPr>
+        <w:ind w:left="6480" w:hanging="360"/>
+      </w:pPr>
+      <w:rPr>
+        <w:rFonts w:ascii="Wingdings" w:hAnsi="Wingdings" w:hint="default"/>
+      </w:rPr>
+    </w:lvl>
+  </w:abstractNum>
+  <w:abstractNum w:abstractNumId="28" w15:restartNumberingAfterBreak="0">
     <w:nsid w:val="5BD40B0C"/>
     <w:multiLevelType w:val="hybridMultilevel"/>
     <w:tmpl w:val="197E59A4"/>
@@ -4692,7 +5160,7 @@
       </w:rPr>
     </w:lvl>
   </w:abstractNum>
-  <w:abstractNum w:abstractNumId="27" w15:restartNumberingAfterBreak="0">
+  <w:abstractNum w:abstractNumId="29" w15:restartNumberingAfterBreak="0">
     <w:nsid w:val="5DFA177E"/>
     <w:multiLevelType w:val="hybridMultilevel"/>
     <w:tmpl w:val="D05A9464"/>
@@ -4805,7 +5273,7 @@
       </w:rPr>
     </w:lvl>
   </w:abstractNum>
-  <w:abstractNum w:abstractNumId="28" w15:restartNumberingAfterBreak="0">
+  <w:abstractNum w:abstractNumId="30" w15:restartNumberingAfterBreak="0">
     <w:nsid w:val="6586189A"/>
     <w:multiLevelType w:val="hybridMultilevel"/>
     <w:tmpl w:val="9A02E922"/>
@@ -4917,7 +5385,7 @@
       </w:rPr>
     </w:lvl>
   </w:abstractNum>
-  <w:abstractNum w:abstractNumId="29" w15:restartNumberingAfterBreak="0">
+  <w:abstractNum w:abstractNumId="31" w15:restartNumberingAfterBreak="0">
     <w:nsid w:val="65D0385A"/>
     <w:multiLevelType w:val="hybridMultilevel"/>
     <w:tmpl w:val="FD8CB1F0"/>
@@ -5030,7 +5498,7 @@
       </w:rPr>
     </w:lvl>
   </w:abstractNum>
-  <w:abstractNum w:abstractNumId="30" w15:restartNumberingAfterBreak="0">
+  <w:abstractNum w:abstractNumId="32" w15:restartNumberingAfterBreak="0">
     <w:nsid w:val="6642398F"/>
     <w:multiLevelType w:val="hybridMultilevel"/>
     <w:tmpl w:val="BBCAEE0E"/>
@@ -5142,7 +5610,7 @@
       </w:rPr>
     </w:lvl>
   </w:abstractNum>
-  <w:abstractNum w:abstractNumId="31" w15:restartNumberingAfterBreak="0">
+  <w:abstractNum w:abstractNumId="33" w15:restartNumberingAfterBreak="0">
     <w:nsid w:val="6B32350E"/>
     <w:multiLevelType w:val="multilevel"/>
     <w:tmpl w:val="5170C52E"/>
@@ -5291,7 +5759,7 @@
       </w:rPr>
     </w:lvl>
   </w:abstractNum>
-  <w:abstractNum w:abstractNumId="32" w15:restartNumberingAfterBreak="0">
+  <w:abstractNum w:abstractNumId="34" w15:restartNumberingAfterBreak="0">
     <w:nsid w:val="6D8D109E"/>
     <w:multiLevelType w:val="multilevel"/>
     <w:tmpl w:val="0807001D"/>
@@ -5377,7 +5845,7 @@
       </w:pPr>
     </w:lvl>
   </w:abstractNum>
-  <w:abstractNum w:abstractNumId="33" w15:restartNumberingAfterBreak="0">
+  <w:abstractNum w:abstractNumId="35" w15:restartNumberingAfterBreak="0">
     <w:nsid w:val="6F4D32B6"/>
     <w:multiLevelType w:val="hybridMultilevel"/>
     <w:tmpl w:val="E15C3028"/>
@@ -5490,7 +5958,7 @@
       </w:rPr>
     </w:lvl>
   </w:abstractNum>
-  <w:abstractNum w:abstractNumId="34" w15:restartNumberingAfterBreak="0">
+  <w:abstractNum w:abstractNumId="36" w15:restartNumberingAfterBreak="0">
     <w:nsid w:val="71C96C5F"/>
     <w:multiLevelType w:val="hybridMultilevel"/>
     <w:tmpl w:val="838C2182"/>
@@ -5602,7 +6070,7 @@
       </w:rPr>
     </w:lvl>
   </w:abstractNum>
-  <w:abstractNum w:abstractNumId="35" w15:restartNumberingAfterBreak="0">
+  <w:abstractNum w:abstractNumId="37" w15:restartNumberingAfterBreak="0">
     <w:nsid w:val="74483F19"/>
     <w:multiLevelType w:val="hybridMultilevel"/>
     <w:tmpl w:val="CEB825B4"/>
@@ -5714,7 +6182,7 @@
       </w:rPr>
     </w:lvl>
   </w:abstractNum>
-  <w:abstractNum w:abstractNumId="36" w15:restartNumberingAfterBreak="0">
+  <w:abstractNum w:abstractNumId="38" w15:restartNumberingAfterBreak="0">
     <w:nsid w:val="74CF03B0"/>
     <w:multiLevelType w:val="multilevel"/>
     <w:tmpl w:val="0807001D"/>
@@ -5800,7 +6268,7 @@
       </w:pPr>
     </w:lvl>
   </w:abstractNum>
-  <w:abstractNum w:abstractNumId="37" w15:restartNumberingAfterBreak="0">
+  <w:abstractNum w:abstractNumId="39" w15:restartNumberingAfterBreak="0">
     <w:nsid w:val="75452163"/>
     <w:multiLevelType w:val="hybridMultilevel"/>
     <w:tmpl w:val="A0D450DA"/>
@@ -5912,7 +6380,7 @@
       </w:rPr>
     </w:lvl>
   </w:abstractNum>
-  <w:abstractNum w:abstractNumId="38" w15:restartNumberingAfterBreak="0">
+  <w:abstractNum w:abstractNumId="40" w15:restartNumberingAfterBreak="0">
     <w:nsid w:val="78646C53"/>
     <w:multiLevelType w:val="hybridMultilevel"/>
     <w:tmpl w:val="F18053C6"/>
@@ -6025,26 +6493,26 @@
       </w:rPr>
     </w:lvl>
   </w:abstractNum>
-  <w:abstractNum w:abstractNumId="39" w15:restartNumberingAfterBreak="0">
+  <w:abstractNum w:abstractNumId="41" w15:restartNumberingAfterBreak="0">
     <w:nsid w:val="7DF570C6"/>
     <w:multiLevelType w:val="multilevel"/>
     <w:tmpl w:val="C584F3F8"/>
     <w:numStyleLink w:val="KlixaAufzhlung"/>
   </w:abstractNum>
   <w:num w:numId="1" w16cid:durableId="1144930559">
-    <w:abstractNumId w:val="32"/>
+    <w:abstractNumId w:val="34"/>
   </w:num>
   <w:num w:numId="2" w16cid:durableId="954554854">
-    <w:abstractNumId w:val="36"/>
+    <w:abstractNumId w:val="38"/>
   </w:num>
   <w:num w:numId="3" w16cid:durableId="1626766174">
-    <w:abstractNumId w:val="18"/>
+    <w:abstractNumId w:val="19"/>
   </w:num>
   <w:num w:numId="4" w16cid:durableId="1940066687">
-    <w:abstractNumId w:val="25"/>
+    <w:abstractNumId w:val="26"/>
   </w:num>
   <w:num w:numId="5" w16cid:durableId="1868522000">
-    <w:abstractNumId w:val="16"/>
+    <w:abstractNumId w:val="17"/>
   </w:num>
   <w:num w:numId="6" w16cid:durableId="1840733610">
     <w:abstractNumId w:val="9"/>
@@ -6062,19 +6530,19 @@
     <w:abstractNumId w:val="4"/>
   </w:num>
   <w:num w:numId="11" w16cid:durableId="1584949963">
-    <w:abstractNumId w:val="23"/>
+    <w:abstractNumId w:val="24"/>
   </w:num>
   <w:num w:numId="12" w16cid:durableId="2043049179">
-    <w:abstractNumId w:val="24"/>
+    <w:abstractNumId w:val="25"/>
   </w:num>
   <w:num w:numId="13" w16cid:durableId="1941378684">
-    <w:abstractNumId w:val="13"/>
+    <w:abstractNumId w:val="14"/>
   </w:num>
   <w:num w:numId="14" w16cid:durableId="40061068">
-    <w:abstractNumId w:val="11"/>
+    <w:abstractNumId w:val="12"/>
   </w:num>
   <w:num w:numId="15" w16cid:durableId="151680152">
-    <w:abstractNumId w:val="20"/>
+    <w:abstractNumId w:val="21"/>
   </w:num>
   <w:num w:numId="16" w16cid:durableId="337002839">
     <w:abstractNumId w:val="8"/>
@@ -6092,13 +6560,13 @@
     <w:abstractNumId w:val="0"/>
   </w:num>
   <w:num w:numId="21" w16cid:durableId="140393351">
-    <w:abstractNumId w:val="22"/>
+    <w:abstractNumId w:val="23"/>
   </w:num>
   <w:num w:numId="22" w16cid:durableId="455148697">
-    <w:abstractNumId w:val="17"/>
+    <w:abstractNumId w:val="18"/>
   </w:num>
   <w:num w:numId="23" w16cid:durableId="142551074">
-    <w:abstractNumId w:val="22"/>
+    <w:abstractNumId w:val="23"/>
     <w:lvlOverride w:ilvl="0">
       <w:startOverride w:val="1"/>
     </w:lvlOverride>
@@ -6128,7 +6596,7 @@
     </w:lvlOverride>
   </w:num>
   <w:num w:numId="24" w16cid:durableId="98335770">
-    <w:abstractNumId w:val="22"/>
+    <w:abstractNumId w:val="23"/>
     <w:lvlOverride w:ilvl="0">
       <w:startOverride w:val="1"/>
     </w:lvlOverride>
@@ -6158,7 +6626,7 @@
     </w:lvlOverride>
   </w:num>
   <w:num w:numId="25" w16cid:durableId="92673038">
-    <w:abstractNumId w:val="22"/>
+    <w:abstractNumId w:val="23"/>
     <w:lvlOverride w:ilvl="0">
       <w:startOverride w:val="1"/>
     </w:lvlOverride>
@@ -6188,61 +6656,67 @@
     </w:lvlOverride>
   </w:num>
   <w:num w:numId="26" w16cid:durableId="1962494264">
+    <w:abstractNumId w:val="41"/>
+  </w:num>
+  <w:num w:numId="27" w16cid:durableId="157773469">
+    <w:abstractNumId w:val="11"/>
+  </w:num>
+  <w:num w:numId="28" w16cid:durableId="1764647489">
+    <w:abstractNumId w:val="20"/>
+  </w:num>
+  <w:num w:numId="29" w16cid:durableId="2020352836">
+    <w:abstractNumId w:val="16"/>
+  </w:num>
+  <w:num w:numId="30" w16cid:durableId="43722793">
+    <w:abstractNumId w:val="40"/>
+  </w:num>
+  <w:num w:numId="31" w16cid:durableId="496920170">
+    <w:abstractNumId w:val="30"/>
+  </w:num>
+  <w:num w:numId="32" w16cid:durableId="1207685">
+    <w:abstractNumId w:val="32"/>
+  </w:num>
+  <w:num w:numId="33" w16cid:durableId="1349333362">
+    <w:abstractNumId w:val="20"/>
+  </w:num>
+  <w:num w:numId="34" w16cid:durableId="2143887696">
+    <w:abstractNumId w:val="22"/>
+  </w:num>
+  <w:num w:numId="35" w16cid:durableId="1681394498">
+    <w:abstractNumId w:val="15"/>
+  </w:num>
+  <w:num w:numId="36" w16cid:durableId="313025035">
+    <w:abstractNumId w:val="33"/>
+  </w:num>
+  <w:num w:numId="37" w16cid:durableId="1785080332">
+    <w:abstractNumId w:val="36"/>
+  </w:num>
+  <w:num w:numId="38" w16cid:durableId="1261373518">
+    <w:abstractNumId w:val="28"/>
+  </w:num>
+  <w:num w:numId="39" w16cid:durableId="922104605">
+    <w:abstractNumId w:val="13"/>
+  </w:num>
+  <w:num w:numId="40" w16cid:durableId="1602303308">
+    <w:abstractNumId w:val="35"/>
+  </w:num>
+  <w:num w:numId="41" w16cid:durableId="1422798996">
     <w:abstractNumId w:val="39"/>
   </w:num>
-  <w:num w:numId="27" w16cid:durableId="157773469">
-    <w:abstractNumId w:val="10"/>
+  <w:num w:numId="42" w16cid:durableId="2137598060">
+    <w:abstractNumId w:val="37"/>
   </w:num>
-  <w:num w:numId="28" w16cid:durableId="1764647489">
-    <w:abstractNumId w:val="19"/>
+  <w:num w:numId="43" w16cid:durableId="1497259493">
+    <w:abstractNumId w:val="29"/>
   </w:num>
-  <w:num w:numId="29" w16cid:durableId="2020352836">
-    <w:abstractNumId w:val="15"/>
-  </w:num>
-  <w:num w:numId="30" w16cid:durableId="43722793">
-    <w:abstractNumId w:val="38"/>
-  </w:num>
-  <w:num w:numId="31" w16cid:durableId="496920170">
-    <w:abstractNumId w:val="28"/>
-  </w:num>
-  <w:num w:numId="32" w16cid:durableId="1207685">
-    <w:abstractNumId w:val="30"/>
-  </w:num>
-  <w:num w:numId="33" w16cid:durableId="1349333362">
-    <w:abstractNumId w:val="19"/>
-  </w:num>
-  <w:num w:numId="34" w16cid:durableId="2143887696">
-    <w:abstractNumId w:val="21"/>
-  </w:num>
-  <w:num w:numId="35" w16cid:durableId="1681394498">
-    <w:abstractNumId w:val="14"/>
-  </w:num>
-  <w:num w:numId="36" w16cid:durableId="313025035">
+  <w:num w:numId="44" w16cid:durableId="1080178049">
     <w:abstractNumId w:val="31"/>
   </w:num>
-  <w:num w:numId="37" w16cid:durableId="1785080332">
-    <w:abstractNumId w:val="34"/>
-  </w:num>
-  <w:num w:numId="38" w16cid:durableId="1261373518">
-    <w:abstractNumId w:val="26"/>
-  </w:num>
-  <w:num w:numId="39" w16cid:durableId="922104605">
-    <w:abstractNumId w:val="12"/>
-  </w:num>
-  <w:num w:numId="40" w16cid:durableId="1602303308">
-    <w:abstractNumId w:val="33"/>
-  </w:num>
-  <w:num w:numId="41" w16cid:durableId="1422798996">
-    <w:abstractNumId w:val="37"/>
-  </w:num>
-  <w:num w:numId="42" w16cid:durableId="2137598060">
-    <w:abstractNumId w:val="35"/>
-  </w:num>
-  <w:num w:numId="43" w16cid:durableId="1497259493">
+  <w:num w:numId="45" w16cid:durableId="1211385882">
     <w:abstractNumId w:val="27"/>
   </w:num>
-  <w:num w:numId="44" w16cid:durableId="1080178049">
-    <w:abstractNumId w:val="29"/>
+  <w:num w:numId="46" w16cid:durableId="1555695358">
+    <w:abstractNumId w:val="10"/>
   </w:num>
 </w:numbering>
 </file>

--- a/Dokumente/Detailbeschrieb IPA.docx
+++ b/Dokumente/Detailbeschrieb IPA.docx
@@ -557,7 +557,7 @@
         <w:t>von</w:t>
       </w:r>
       <w:r>
-        <w:t xml:space="preserve"> </w:t>
+        <w:t>:</w:t>
       </w:r>
     </w:p>
     <w:p>

--- a/Dokumente/Detailbeschrieb IPA.docx
+++ b/Dokumente/Detailbeschrieb IPA.docx
@@ -193,7 +193,19 @@
           <w:rPr>
             <w:rStyle w:val="Hyperlink"/>
           </w:rPr>
-          <w:t>A.8.15</w:t>
+          <w:t>A</w:t>
+        </w:r>
+        <w:r>
+          <w:rPr>
+            <w:rStyle w:val="Hyperlink"/>
+          </w:rPr>
+          <w:t>.</w:t>
+        </w:r>
+        <w:r>
+          <w:rPr>
+            <w:rStyle w:val="Hyperlink"/>
+          </w:rPr>
+          <w:t>8.15</w:t>
         </w:r>
       </w:hyperlink>
       <w:r>
@@ -206,7 +218,13 @@
         <w:t xml:space="preserve">. </w:t>
       </w:r>
       <w:r>
-        <w:t>Jedoch wird für diese IPA die ISO-Anforderung</w:t>
+        <w:t xml:space="preserve">Jedoch wird für diese IPA </w:t>
+      </w:r>
+      <w:r>
+        <w:t>jene</w:t>
+      </w:r>
+      <w:r>
+        <w:t xml:space="preserve"> ISO-Anforderung</w:t>
       </w:r>
       <w:r>
         <w:t xml:space="preserve"> </w:t>
@@ -227,7 +245,6 @@
         <w:t xml:space="preserve"> </w:t>
       </w:r>
     </w:p>
-    <w:p/>
     <w:p>
       <w:pPr>
         <w:pStyle w:val="berschrift2"/>
@@ -503,7 +520,7 @@
         </w:numPr>
       </w:pPr>
       <w:r>
-        <w:t>Erstellen von Unit-Tests (TDD)</w:t>
+        <w:t>Erstellen von Tests (TDD)</w:t>
       </w:r>
     </w:p>
     <w:p>
@@ -1057,15 +1074,10 @@
           <w:b w:val="0"/>
           <w:bCs w:val="0"/>
         </w:rPr>
-        <w:t xml:space="preserve"> Windows 11 Pro, </w:t>
-      </w:r>
-      <w:proofErr w:type="spellStart"/>
-      <w:r>
-        <w:t>IntelliJ</w:t>
-      </w:r>
-      <w:proofErr w:type="spellEnd"/>
-      <w:r>
-        <w:t xml:space="preserve"> IDEA Education, </w:t>
+        <w:t xml:space="preserve"> Windows 11 Pro</w:t>
+      </w:r>
+      <w:r>
+        <w:t xml:space="preserve">, </w:t>
       </w:r>
       <w:r>
         <w:t>Microsoft Office</w:t>
@@ -1341,7 +1353,1263 @@
         <w:t xml:space="preserve"> Dokumentation und Implementierung</w:t>
       </w:r>
     </w:p>
+    <w:p>
+      <w:pPr>
+        <w:contextualSpacing w:val="0"/>
+      </w:pPr>
+      <w:r>
+        <w:br w:type="page"/>
+      </w:r>
+    </w:p>
+    <w:p>
+      <w:pPr>
+        <w:pStyle w:val="berschrift1"/>
+      </w:pPr>
+      <w:r>
+        <w:lastRenderedPageBreak/>
+        <w:t>Grober Zeitplan</w:t>
+      </w:r>
+    </w:p>
     <w:p/>
+    <w:tbl>
+      <w:tblPr>
+        <w:tblStyle w:val="Tabellenraster"/>
+        <w:tblW w:w="0" w:type="auto"/>
+        <w:tblLook w:val="04A0" w:firstRow="1" w:lastRow="0" w:firstColumn="1" w:lastColumn="0" w:noHBand="0" w:noVBand="1"/>
+      </w:tblPr>
+      <w:tblGrid>
+        <w:gridCol w:w="3020"/>
+        <w:gridCol w:w="661"/>
+        <w:gridCol w:w="2268"/>
+      </w:tblGrid>
+      <w:tr>
+        <w:tc>
+          <w:tcPr>
+            <w:tcW w:w="3020" w:type="dxa"/>
+          </w:tcPr>
+          <w:p>
+            <w:pPr>
+              <w:rPr>
+                <w:b/>
+                <w:bCs/>
+              </w:rPr>
+            </w:pPr>
+            <w:r>
+              <w:rPr>
+                <w:b/>
+                <w:bCs/>
+              </w:rPr>
+              <w:t>Analyse und Konzept</w:t>
+            </w:r>
+          </w:p>
+        </w:tc>
+        <w:tc>
+          <w:tcPr>
+            <w:tcW w:w="661" w:type="dxa"/>
+          </w:tcPr>
+          <w:p>
+            <w:pPr>
+              <w:rPr>
+                <w:b/>
+                <w:bCs/>
+              </w:rPr>
+            </w:pPr>
+            <w:r>
+              <w:rPr>
+                <w:b/>
+                <w:bCs/>
+              </w:rPr>
+              <w:t>2</w:t>
+            </w:r>
+            <w:r>
+              <w:rPr>
+                <w:b/>
+                <w:bCs/>
+              </w:rPr>
+              <w:t>4</w:t>
+            </w:r>
+            <w:r>
+              <w:rPr>
+                <w:b/>
+                <w:bCs/>
+              </w:rPr>
+              <w:t>h</w:t>
+            </w:r>
+          </w:p>
+        </w:tc>
+        <w:tc>
+          <w:tcPr>
+            <w:tcW w:w="2268" w:type="dxa"/>
+          </w:tcPr>
+          <w:p>
+            <w:pPr>
+              <w:rPr>
+                <w:b/>
+                <w:bCs/>
+              </w:rPr>
+            </w:pPr>
+            <w:r>
+              <w:rPr>
+                <w:b/>
+                <w:bCs/>
+              </w:rPr>
+              <w:t xml:space="preserve">Von Tag </w:t>
+            </w:r>
+            <w:r>
+              <w:rPr>
+                <w:b/>
+                <w:bCs/>
+              </w:rPr>
+              <w:t>1</w:t>
+            </w:r>
+            <w:r>
+              <w:rPr>
+                <w:b/>
+                <w:bCs/>
+              </w:rPr>
+              <w:t xml:space="preserve"> bis Tag </w:t>
+            </w:r>
+            <w:r>
+              <w:rPr>
+                <w:b/>
+                <w:bCs/>
+              </w:rPr>
+              <w:t>3</w:t>
+            </w:r>
+          </w:p>
+        </w:tc>
+      </w:tr>
+      <w:tr>
+        <w:tc>
+          <w:tcPr>
+            <w:tcW w:w="3020" w:type="dxa"/>
+          </w:tcPr>
+          <w:p>
+            <w:r>
+              <w:t xml:space="preserve">Anforderungsanalyse </w:t>
+            </w:r>
+          </w:p>
+        </w:tc>
+        <w:tc>
+          <w:tcPr>
+            <w:tcW w:w="661" w:type="dxa"/>
+          </w:tcPr>
+          <w:p>
+            <w:r>
+              <w:t>5h</w:t>
+            </w:r>
+          </w:p>
+        </w:tc>
+        <w:tc>
+          <w:tcPr>
+            <w:tcW w:w="2268" w:type="dxa"/>
+          </w:tcPr>
+          <w:p>
+            <w:r>
+              <w:t>Tag 1</w:t>
+            </w:r>
+          </w:p>
+        </w:tc>
+      </w:tr>
+      <w:tr>
+        <w:tc>
+          <w:tcPr>
+            <w:tcW w:w="3020" w:type="dxa"/>
+          </w:tcPr>
+          <w:p>
+            <w:r>
+              <w:t xml:space="preserve">ERM-Design </w:t>
+            </w:r>
+          </w:p>
+        </w:tc>
+        <w:tc>
+          <w:tcPr>
+            <w:tcW w:w="661" w:type="dxa"/>
+          </w:tcPr>
+          <w:p>
+            <w:r>
+              <w:t>2h</w:t>
+            </w:r>
+          </w:p>
+        </w:tc>
+        <w:tc>
+          <w:tcPr>
+            <w:tcW w:w="2268" w:type="dxa"/>
+          </w:tcPr>
+          <w:p>
+            <w:r>
+              <w:t xml:space="preserve">Tag 1 </w:t>
+            </w:r>
+          </w:p>
+        </w:tc>
+      </w:tr>
+      <w:tr>
+        <w:tc>
+          <w:tcPr>
+            <w:tcW w:w="3020" w:type="dxa"/>
+          </w:tcPr>
+          <w:p>
+            <w:r>
+              <w:t xml:space="preserve">Klassendiagramm </w:t>
+            </w:r>
+          </w:p>
+        </w:tc>
+        <w:tc>
+          <w:tcPr>
+            <w:tcW w:w="661" w:type="dxa"/>
+          </w:tcPr>
+          <w:p>
+            <w:r>
+              <w:t>2h</w:t>
+            </w:r>
+          </w:p>
+        </w:tc>
+        <w:tc>
+          <w:tcPr>
+            <w:tcW w:w="2268" w:type="dxa"/>
+          </w:tcPr>
+          <w:p>
+            <w:r>
+              <w:t>Tag 1, Tag 2</w:t>
+            </w:r>
+          </w:p>
+        </w:tc>
+      </w:tr>
+      <w:tr>
+        <w:tc>
+          <w:tcPr>
+            <w:tcW w:w="3020" w:type="dxa"/>
+          </w:tcPr>
+          <w:p>
+            <w:r>
+              <w:t xml:space="preserve">Wireframe </w:t>
+            </w:r>
+          </w:p>
+        </w:tc>
+        <w:tc>
+          <w:tcPr>
+            <w:tcW w:w="661" w:type="dxa"/>
+          </w:tcPr>
+          <w:p>
+            <w:r>
+              <w:t>2</w:t>
+            </w:r>
+            <w:r>
+              <w:t>h</w:t>
+            </w:r>
+          </w:p>
+        </w:tc>
+        <w:tc>
+          <w:tcPr>
+            <w:tcW w:w="2268" w:type="dxa"/>
+          </w:tcPr>
+          <w:p>
+            <w:r>
+              <w:t xml:space="preserve">Tag 2 </w:t>
+            </w:r>
+          </w:p>
+        </w:tc>
+      </w:tr>
+      <w:tr>
+        <w:tc>
+          <w:tcPr>
+            <w:tcW w:w="3020" w:type="dxa"/>
+          </w:tcPr>
+          <w:p>
+            <w:r>
+              <w:t xml:space="preserve">Sicherheitskonzept </w:t>
+            </w:r>
+          </w:p>
+        </w:tc>
+        <w:tc>
+          <w:tcPr>
+            <w:tcW w:w="661" w:type="dxa"/>
+          </w:tcPr>
+          <w:p>
+            <w:r>
+              <w:t>2h</w:t>
+            </w:r>
+          </w:p>
+        </w:tc>
+        <w:tc>
+          <w:tcPr>
+            <w:tcW w:w="2268" w:type="dxa"/>
+          </w:tcPr>
+          <w:p>
+            <w:r>
+              <w:t>Tag 2</w:t>
+            </w:r>
+          </w:p>
+        </w:tc>
+      </w:tr>
+      <w:tr>
+        <w:tc>
+          <w:tcPr>
+            <w:tcW w:w="3020" w:type="dxa"/>
+          </w:tcPr>
+          <w:p>
+            <w:r>
+              <w:t>Einführungskonzept</w:t>
+            </w:r>
+          </w:p>
+        </w:tc>
+        <w:tc>
+          <w:tcPr>
+            <w:tcW w:w="661" w:type="dxa"/>
+          </w:tcPr>
+          <w:p>
+            <w:r>
+              <w:t>3h</w:t>
+            </w:r>
+          </w:p>
+        </w:tc>
+        <w:tc>
+          <w:tcPr>
+            <w:tcW w:w="2268" w:type="dxa"/>
+          </w:tcPr>
+          <w:p>
+            <w:r>
+              <w:t>Tag 2</w:t>
+            </w:r>
+          </w:p>
+        </w:tc>
+      </w:tr>
+      <w:tr>
+        <w:tc>
+          <w:tcPr>
+            <w:tcW w:w="3020" w:type="dxa"/>
+          </w:tcPr>
+          <w:p>
+            <w:r>
+              <w:t>Testkonzept</w:t>
+            </w:r>
+          </w:p>
+        </w:tc>
+        <w:tc>
+          <w:tcPr>
+            <w:tcW w:w="661" w:type="dxa"/>
+          </w:tcPr>
+          <w:p>
+            <w:r>
+              <w:t>4</w:t>
+            </w:r>
+            <w:r>
+              <w:t>h</w:t>
+            </w:r>
+          </w:p>
+        </w:tc>
+        <w:tc>
+          <w:tcPr>
+            <w:tcW w:w="2268" w:type="dxa"/>
+          </w:tcPr>
+          <w:p>
+            <w:r>
+              <w:t xml:space="preserve">Tag 3 </w:t>
+            </w:r>
+          </w:p>
+        </w:tc>
+      </w:tr>
+      <w:tr>
+        <w:tc>
+          <w:tcPr>
+            <w:tcW w:w="3020" w:type="dxa"/>
+          </w:tcPr>
+          <w:p>
+            <w:r>
+              <w:t>Zusätzliche Dokumentation</w:t>
+            </w:r>
+          </w:p>
+        </w:tc>
+        <w:tc>
+          <w:tcPr>
+            <w:tcW w:w="661" w:type="dxa"/>
+          </w:tcPr>
+          <w:p>
+            <w:r>
+              <w:t>2h</w:t>
+            </w:r>
+          </w:p>
+        </w:tc>
+        <w:tc>
+          <w:tcPr>
+            <w:tcW w:w="2268" w:type="dxa"/>
+          </w:tcPr>
+          <w:p>
+            <w:r>
+              <w:t>-------</w:t>
+            </w:r>
+          </w:p>
+        </w:tc>
+      </w:tr>
+      <w:tr>
+        <w:tc>
+          <w:tcPr>
+            <w:tcW w:w="3020" w:type="dxa"/>
+          </w:tcPr>
+          <w:p>
+            <w:r>
+              <w:t>Reserve</w:t>
+            </w:r>
+          </w:p>
+        </w:tc>
+        <w:tc>
+          <w:tcPr>
+            <w:tcW w:w="661" w:type="dxa"/>
+          </w:tcPr>
+          <w:p>
+            <w:r>
+              <w:t>2h</w:t>
+            </w:r>
+          </w:p>
+        </w:tc>
+        <w:tc>
+          <w:tcPr>
+            <w:tcW w:w="2268" w:type="dxa"/>
+          </w:tcPr>
+          <w:p>
+            <w:r>
+              <w:t>-------</w:t>
+            </w:r>
+          </w:p>
+        </w:tc>
+      </w:tr>
+    </w:tbl>
+    <w:p>
+      <w:pPr>
+        <w:rPr>
+          <w:b/>
+          <w:bCs/>
+        </w:rPr>
+      </w:pPr>
+    </w:p>
+    <w:tbl>
+      <w:tblPr>
+        <w:tblStyle w:val="Tabellenraster"/>
+        <w:tblW w:w="0" w:type="auto"/>
+        <w:tblLook w:val="04A0" w:firstRow="1" w:lastRow="0" w:firstColumn="1" w:lastColumn="0" w:noHBand="0" w:noVBand="1"/>
+      </w:tblPr>
+      <w:tblGrid>
+        <w:gridCol w:w="3020"/>
+        <w:gridCol w:w="661"/>
+        <w:gridCol w:w="2268"/>
+      </w:tblGrid>
+      <w:tr>
+        <w:tc>
+          <w:tcPr>
+            <w:tcW w:w="3020" w:type="dxa"/>
+          </w:tcPr>
+          <w:p>
+            <w:pPr>
+              <w:rPr>
+                <w:b/>
+                <w:bCs/>
+              </w:rPr>
+            </w:pPr>
+            <w:r>
+              <w:rPr>
+                <w:b/>
+                <w:bCs/>
+              </w:rPr>
+              <w:t>Kernfunktionen</w:t>
+            </w:r>
+          </w:p>
+        </w:tc>
+        <w:tc>
+          <w:tcPr>
+            <w:tcW w:w="661" w:type="dxa"/>
+          </w:tcPr>
+          <w:p>
+            <w:pPr>
+              <w:rPr>
+                <w:b/>
+                <w:bCs/>
+              </w:rPr>
+            </w:pPr>
+            <w:r>
+              <w:rPr>
+                <w:b/>
+                <w:bCs/>
+              </w:rPr>
+              <w:t>30h</w:t>
+            </w:r>
+          </w:p>
+        </w:tc>
+        <w:tc>
+          <w:tcPr>
+            <w:tcW w:w="2268" w:type="dxa"/>
+          </w:tcPr>
+          <w:p>
+            <w:pPr>
+              <w:rPr>
+                <w:b/>
+                <w:bCs/>
+              </w:rPr>
+            </w:pPr>
+            <w:r>
+              <w:rPr>
+                <w:b/>
+                <w:bCs/>
+              </w:rPr>
+              <w:t xml:space="preserve">Von Tag </w:t>
+            </w:r>
+            <w:r>
+              <w:rPr>
+                <w:b/>
+                <w:bCs/>
+              </w:rPr>
+              <w:t>4</w:t>
+            </w:r>
+            <w:r>
+              <w:rPr>
+                <w:b/>
+                <w:bCs/>
+              </w:rPr>
+              <w:t xml:space="preserve"> bis Tag </w:t>
+            </w:r>
+            <w:r>
+              <w:rPr>
+                <w:b/>
+                <w:bCs/>
+              </w:rPr>
+              <w:t>6</w:t>
+            </w:r>
+          </w:p>
+        </w:tc>
+      </w:tr>
+      <w:tr>
+        <w:tc>
+          <w:tcPr>
+            <w:tcW w:w="3020" w:type="dxa"/>
+          </w:tcPr>
+          <w:p>
+            <w:r>
+              <w:t>Erstellen von Tests</w:t>
+            </w:r>
+          </w:p>
+        </w:tc>
+        <w:tc>
+          <w:tcPr>
+            <w:tcW w:w="661" w:type="dxa"/>
+          </w:tcPr>
+          <w:p>
+            <w:r>
+              <w:t>6h</w:t>
+            </w:r>
+          </w:p>
+        </w:tc>
+        <w:tc>
+          <w:tcPr>
+            <w:tcW w:w="2268" w:type="dxa"/>
+          </w:tcPr>
+          <w:p>
+            <w:r>
+              <w:t>Tag 4</w:t>
+            </w:r>
+          </w:p>
+        </w:tc>
+      </w:tr>
+      <w:tr>
+        <w:tc>
+          <w:tcPr>
+            <w:tcW w:w="3020" w:type="dxa"/>
+          </w:tcPr>
+          <w:p>
+            <w:r>
+              <w:t xml:space="preserve">Implementierung des </w:t>
+            </w:r>
+            <w:proofErr w:type="spellStart"/>
+            <w:r>
+              <w:t>Dependency</w:t>
+            </w:r>
+            <w:proofErr w:type="spellEnd"/>
+            <w:r>
+              <w:t xml:space="preserve"> Injection Pattern</w:t>
+            </w:r>
+          </w:p>
+        </w:tc>
+        <w:tc>
+          <w:tcPr>
+            <w:tcW w:w="661" w:type="dxa"/>
+          </w:tcPr>
+          <w:p>
+            <w:r>
+              <w:t xml:space="preserve">2h </w:t>
+            </w:r>
+          </w:p>
+        </w:tc>
+        <w:tc>
+          <w:tcPr>
+            <w:tcW w:w="2268" w:type="dxa"/>
+          </w:tcPr>
+          <w:p>
+            <w:r>
+              <w:t>Tag 4</w:t>
+            </w:r>
+          </w:p>
+        </w:tc>
+      </w:tr>
+      <w:tr>
+        <w:tc>
+          <w:tcPr>
+            <w:tcW w:w="3020" w:type="dxa"/>
+          </w:tcPr>
+          <w:p>
+            <w:r>
+              <w:t xml:space="preserve">Autorisation System  </w:t>
+            </w:r>
+          </w:p>
+        </w:tc>
+        <w:tc>
+          <w:tcPr>
+            <w:tcW w:w="661" w:type="dxa"/>
+          </w:tcPr>
+          <w:p>
+            <w:r>
+              <w:t xml:space="preserve">4h </w:t>
+            </w:r>
+          </w:p>
+        </w:tc>
+        <w:tc>
+          <w:tcPr>
+            <w:tcW w:w="2268" w:type="dxa"/>
+          </w:tcPr>
+          <w:p>
+            <w:r>
+              <w:t>Tag 5</w:t>
+            </w:r>
+          </w:p>
+        </w:tc>
+      </w:tr>
+      <w:tr>
+        <w:tc>
+          <w:tcPr>
+            <w:tcW w:w="3020" w:type="dxa"/>
+          </w:tcPr>
+          <w:p>
+            <w:r>
+              <w:t xml:space="preserve">EF-Core Implementation </w:t>
+            </w:r>
+          </w:p>
+        </w:tc>
+        <w:tc>
+          <w:tcPr>
+            <w:tcW w:w="661" w:type="dxa"/>
+          </w:tcPr>
+          <w:p>
+            <w:r>
+              <w:t>2h</w:t>
+            </w:r>
+          </w:p>
+        </w:tc>
+        <w:tc>
+          <w:tcPr>
+            <w:tcW w:w="2268" w:type="dxa"/>
+          </w:tcPr>
+          <w:p>
+            <w:r>
+              <w:t>Tag 5</w:t>
+            </w:r>
+          </w:p>
+        </w:tc>
+      </w:tr>
+      <w:tr>
+        <w:tc>
+          <w:tcPr>
+            <w:tcW w:w="3020" w:type="dxa"/>
+          </w:tcPr>
+          <w:p>
+            <w:r>
+              <w:t xml:space="preserve">Log </w:t>
+            </w:r>
+            <w:proofErr w:type="spellStart"/>
+            <w:r>
+              <w:t>Linter</w:t>
+            </w:r>
+            <w:proofErr w:type="spellEnd"/>
+            <w:r>
+              <w:t xml:space="preserve"> </w:t>
+            </w:r>
+            <w:r>
+              <w:t>&amp; API</w:t>
+            </w:r>
+          </w:p>
+        </w:tc>
+        <w:tc>
+          <w:tcPr>
+            <w:tcW w:w="661" w:type="dxa"/>
+          </w:tcPr>
+          <w:p>
+            <w:r>
+              <w:t>6h</w:t>
+            </w:r>
+          </w:p>
+        </w:tc>
+        <w:tc>
+          <w:tcPr>
+            <w:tcW w:w="2268" w:type="dxa"/>
+          </w:tcPr>
+          <w:p>
+            <w:r>
+              <w:t>Tag 5, Tag 6</w:t>
+            </w:r>
+          </w:p>
+        </w:tc>
+      </w:tr>
+      <w:tr>
+        <w:tc>
+          <w:tcPr>
+            <w:tcW w:w="3020" w:type="dxa"/>
+          </w:tcPr>
+          <w:p>
+            <w:r>
+              <w:t xml:space="preserve">Zusätzliche Dokumentation </w:t>
+            </w:r>
+          </w:p>
+        </w:tc>
+        <w:tc>
+          <w:tcPr>
+            <w:tcW w:w="661" w:type="dxa"/>
+          </w:tcPr>
+          <w:p>
+            <w:r>
+              <w:t xml:space="preserve">2h </w:t>
+            </w:r>
+          </w:p>
+        </w:tc>
+        <w:tc>
+          <w:tcPr>
+            <w:tcW w:w="2268" w:type="dxa"/>
+          </w:tcPr>
+          <w:p>
+            <w:r>
+              <w:t>-------</w:t>
+            </w:r>
+          </w:p>
+        </w:tc>
+      </w:tr>
+      <w:tr>
+        <w:tc>
+          <w:tcPr>
+            <w:tcW w:w="3020" w:type="dxa"/>
+          </w:tcPr>
+          <w:p>
+            <w:r>
+              <w:t>Reserve</w:t>
+            </w:r>
+          </w:p>
+        </w:tc>
+        <w:tc>
+          <w:tcPr>
+            <w:tcW w:w="661" w:type="dxa"/>
+          </w:tcPr>
+          <w:p>
+            <w:r>
+              <w:t>8</w:t>
+            </w:r>
+            <w:r>
+              <w:t>h</w:t>
+            </w:r>
+          </w:p>
+        </w:tc>
+        <w:tc>
+          <w:tcPr>
+            <w:tcW w:w="2268" w:type="dxa"/>
+          </w:tcPr>
+          <w:p>
+            <w:r>
+              <w:t>-------</w:t>
+            </w:r>
+          </w:p>
+        </w:tc>
+      </w:tr>
+    </w:tbl>
+    <w:p>
+      <w:pPr>
+        <w:rPr>
+          <w:b/>
+          <w:bCs/>
+        </w:rPr>
+      </w:pPr>
+    </w:p>
+    <w:tbl>
+      <w:tblPr>
+        <w:tblStyle w:val="Tabellenraster"/>
+        <w:tblW w:w="0" w:type="auto"/>
+        <w:tblLook w:val="04A0" w:firstRow="1" w:lastRow="0" w:firstColumn="1" w:lastColumn="0" w:noHBand="0" w:noVBand="1"/>
+      </w:tblPr>
+      <w:tblGrid>
+        <w:gridCol w:w="3020"/>
+        <w:gridCol w:w="661"/>
+        <w:gridCol w:w="2268"/>
+      </w:tblGrid>
+      <w:tr>
+        <w:tc>
+          <w:tcPr>
+            <w:tcW w:w="3020" w:type="dxa"/>
+          </w:tcPr>
+          <w:p>
+            <w:pPr>
+              <w:rPr>
+                <w:b/>
+                <w:bCs/>
+              </w:rPr>
+            </w:pPr>
+            <w:r>
+              <w:rPr>
+                <w:b/>
+                <w:bCs/>
+              </w:rPr>
+              <w:t>Logik und UI</w:t>
+            </w:r>
+          </w:p>
+        </w:tc>
+        <w:tc>
+          <w:tcPr>
+            <w:tcW w:w="661" w:type="dxa"/>
+          </w:tcPr>
+          <w:p>
+            <w:pPr>
+              <w:rPr>
+                <w:b/>
+                <w:bCs/>
+              </w:rPr>
+            </w:pPr>
+            <w:r>
+              <w:rPr>
+                <w:b/>
+                <w:bCs/>
+              </w:rPr>
+              <w:t>8h</w:t>
+            </w:r>
+          </w:p>
+        </w:tc>
+        <w:tc>
+          <w:tcPr>
+            <w:tcW w:w="2268" w:type="dxa"/>
+          </w:tcPr>
+          <w:p>
+            <w:pPr>
+              <w:rPr>
+                <w:b/>
+                <w:bCs/>
+              </w:rPr>
+            </w:pPr>
+            <w:r>
+              <w:rPr>
+                <w:b/>
+                <w:bCs/>
+              </w:rPr>
+              <w:t xml:space="preserve">Tag </w:t>
+            </w:r>
+            <w:r>
+              <w:rPr>
+                <w:b/>
+                <w:bCs/>
+              </w:rPr>
+              <w:t>7</w:t>
+            </w:r>
+          </w:p>
+        </w:tc>
+      </w:tr>
+      <w:tr>
+        <w:tc>
+          <w:tcPr>
+            <w:tcW w:w="3020" w:type="dxa"/>
+          </w:tcPr>
+          <w:p>
+            <w:r>
+              <w:t xml:space="preserve">Design Umsetzung </w:t>
+            </w:r>
+          </w:p>
+        </w:tc>
+        <w:tc>
+          <w:tcPr>
+            <w:tcW w:w="661" w:type="dxa"/>
+          </w:tcPr>
+          <w:p>
+            <w:r>
+              <w:t>4h</w:t>
+            </w:r>
+          </w:p>
+        </w:tc>
+        <w:tc>
+          <w:tcPr>
+            <w:tcW w:w="2268" w:type="dxa"/>
+          </w:tcPr>
+          <w:p>
+            <w:r>
+              <w:t>Tag 7</w:t>
+            </w:r>
+          </w:p>
+        </w:tc>
+      </w:tr>
+      <w:tr>
+        <w:tc>
+          <w:tcPr>
+            <w:tcW w:w="3020" w:type="dxa"/>
+          </w:tcPr>
+          <w:p>
+            <w:proofErr w:type="spellStart"/>
+            <w:r>
+              <w:t>OpenAPI</w:t>
+            </w:r>
+            <w:proofErr w:type="spellEnd"/>
+            <w:r>
+              <w:t xml:space="preserve"> Implementierung</w:t>
+            </w:r>
+          </w:p>
+        </w:tc>
+        <w:tc>
+          <w:tcPr>
+            <w:tcW w:w="661" w:type="dxa"/>
+          </w:tcPr>
+          <w:p>
+            <w:r>
+              <w:t>2½ h</w:t>
+            </w:r>
+          </w:p>
+        </w:tc>
+        <w:tc>
+          <w:tcPr>
+            <w:tcW w:w="2268" w:type="dxa"/>
+          </w:tcPr>
+          <w:p>
+            <w:r>
+              <w:t>Tag 7</w:t>
+            </w:r>
+          </w:p>
+        </w:tc>
+      </w:tr>
+      <w:tr>
+        <w:tc>
+          <w:tcPr>
+            <w:tcW w:w="3020" w:type="dxa"/>
+          </w:tcPr>
+          <w:p>
+            <w:r>
+              <w:t>Zusätzliche Dokumentation</w:t>
+            </w:r>
+          </w:p>
+        </w:tc>
+        <w:tc>
+          <w:tcPr>
+            <w:tcW w:w="661" w:type="dxa"/>
+          </w:tcPr>
+          <w:p>
+            <w:r>
+              <w:t>½ h</w:t>
+            </w:r>
+          </w:p>
+        </w:tc>
+        <w:tc>
+          <w:tcPr>
+            <w:tcW w:w="2268" w:type="dxa"/>
+          </w:tcPr>
+          <w:p>
+            <w:r>
+              <w:t>-------</w:t>
+            </w:r>
+          </w:p>
+        </w:tc>
+      </w:tr>
+      <w:tr>
+        <w:tc>
+          <w:tcPr>
+            <w:tcW w:w="3020" w:type="dxa"/>
+          </w:tcPr>
+          <w:p>
+            <w:r>
+              <w:t>Reserve</w:t>
+            </w:r>
+          </w:p>
+        </w:tc>
+        <w:tc>
+          <w:tcPr>
+            <w:tcW w:w="661" w:type="dxa"/>
+          </w:tcPr>
+          <w:p>
+            <w:r>
+              <w:t>1</w:t>
+            </w:r>
+            <w:r>
+              <w:t>h</w:t>
+            </w:r>
+          </w:p>
+        </w:tc>
+        <w:tc>
+          <w:tcPr>
+            <w:tcW w:w="2268" w:type="dxa"/>
+          </w:tcPr>
+          <w:p>
+            <w:r>
+              <w:t>-------</w:t>
+            </w:r>
+          </w:p>
+        </w:tc>
+      </w:tr>
+    </w:tbl>
+    <w:p>
+      <w:pPr>
+        <w:rPr>
+          <w:b/>
+          <w:bCs/>
+        </w:rPr>
+      </w:pPr>
+    </w:p>
+    <w:tbl>
+      <w:tblPr>
+        <w:tblStyle w:val="Tabellenraster"/>
+        <w:tblW w:w="0" w:type="auto"/>
+        <w:tblLook w:val="04A0" w:firstRow="1" w:lastRow="0" w:firstColumn="1" w:lastColumn="0" w:noHBand="0" w:noVBand="1"/>
+      </w:tblPr>
+      <w:tblGrid>
+        <w:gridCol w:w="3020"/>
+        <w:gridCol w:w="661"/>
+        <w:gridCol w:w="2268"/>
+      </w:tblGrid>
+      <w:tr>
+        <w:tc>
+          <w:tcPr>
+            <w:tcW w:w="3020" w:type="dxa"/>
+          </w:tcPr>
+          <w:p>
+            <w:pPr>
+              <w:rPr>
+                <w:b/>
+                <w:bCs/>
+              </w:rPr>
+            </w:pPr>
+            <w:r>
+              <w:rPr>
+                <w:b/>
+                <w:bCs/>
+              </w:rPr>
+              <w:t>Abschluss</w:t>
+            </w:r>
+          </w:p>
+        </w:tc>
+        <w:tc>
+          <w:tcPr>
+            <w:tcW w:w="661" w:type="dxa"/>
+          </w:tcPr>
+          <w:p>
+            <w:pPr>
+              <w:rPr>
+                <w:b/>
+                <w:bCs/>
+              </w:rPr>
+            </w:pPr>
+            <w:r>
+              <w:rPr>
+                <w:b/>
+                <w:bCs/>
+              </w:rPr>
+              <w:t>16h</w:t>
+            </w:r>
+          </w:p>
+        </w:tc>
+        <w:tc>
+          <w:tcPr>
+            <w:tcW w:w="2268" w:type="dxa"/>
+          </w:tcPr>
+          <w:p>
+            <w:pPr>
+              <w:rPr>
+                <w:b/>
+                <w:bCs/>
+              </w:rPr>
+            </w:pPr>
+            <w:r>
+              <w:rPr>
+                <w:b/>
+                <w:bCs/>
+              </w:rPr>
+              <w:t>Von Tag 8 bis 10</w:t>
+            </w:r>
+          </w:p>
+        </w:tc>
+      </w:tr>
+      <w:tr>
+        <w:tc>
+          <w:tcPr>
+            <w:tcW w:w="3020" w:type="dxa"/>
+          </w:tcPr>
+          <w:p>
+            <w:r>
+              <w:t xml:space="preserve">Fehlerbehebung </w:t>
+            </w:r>
+          </w:p>
+        </w:tc>
+        <w:tc>
+          <w:tcPr>
+            <w:tcW w:w="661" w:type="dxa"/>
+          </w:tcPr>
+          <w:p>
+            <w:r>
+              <w:t>3h</w:t>
+            </w:r>
+          </w:p>
+        </w:tc>
+        <w:tc>
+          <w:tcPr>
+            <w:tcW w:w="2268" w:type="dxa"/>
+          </w:tcPr>
+          <w:p>
+            <w:r>
+              <w:t>Tag 8</w:t>
+            </w:r>
+          </w:p>
+        </w:tc>
+      </w:tr>
+      <w:tr>
+        <w:tc>
+          <w:tcPr>
+            <w:tcW w:w="3020" w:type="dxa"/>
+          </w:tcPr>
+          <w:p>
+            <w:r>
+              <w:t>Finalisierung Dokumentation</w:t>
+            </w:r>
+          </w:p>
+        </w:tc>
+        <w:tc>
+          <w:tcPr>
+            <w:tcW w:w="661" w:type="dxa"/>
+          </w:tcPr>
+          <w:p>
+            <w:r>
+              <w:t>7h</w:t>
+            </w:r>
+          </w:p>
+        </w:tc>
+        <w:tc>
+          <w:tcPr>
+            <w:tcW w:w="2268" w:type="dxa"/>
+          </w:tcPr>
+          <w:p>
+            <w:r>
+              <w:t>Tag 8, Tag 9</w:t>
+            </w:r>
+          </w:p>
+        </w:tc>
+      </w:tr>
+      <w:tr>
+        <w:tc>
+          <w:tcPr>
+            <w:tcW w:w="3020" w:type="dxa"/>
+          </w:tcPr>
+          <w:p>
+            <w:r>
+              <w:t>Benutzerhandbuch und Abschluss</w:t>
+            </w:r>
+            <w:r>
+              <w:t xml:space="preserve"> </w:t>
+            </w:r>
+          </w:p>
+        </w:tc>
+        <w:tc>
+          <w:tcPr>
+            <w:tcW w:w="661" w:type="dxa"/>
+          </w:tcPr>
+          <w:p>
+            <w:r>
+              <w:t xml:space="preserve">3h </w:t>
+            </w:r>
+          </w:p>
+        </w:tc>
+        <w:tc>
+          <w:tcPr>
+            <w:tcW w:w="2268" w:type="dxa"/>
+          </w:tcPr>
+          <w:p>
+            <w:r>
+              <w:t xml:space="preserve">Tag </w:t>
+            </w:r>
+            <w:r>
+              <w:t>10</w:t>
+            </w:r>
+          </w:p>
+        </w:tc>
+      </w:tr>
+      <w:tr>
+        <w:tc>
+          <w:tcPr>
+            <w:tcW w:w="3020" w:type="dxa"/>
+          </w:tcPr>
+          <w:p>
+            <w:r>
+              <w:t xml:space="preserve">Zusätzliche Dokumentation </w:t>
+            </w:r>
+          </w:p>
+        </w:tc>
+        <w:tc>
+          <w:tcPr>
+            <w:tcW w:w="661" w:type="dxa"/>
+          </w:tcPr>
+          <w:p>
+            <w:r>
+              <w:t>1</w:t>
+            </w:r>
+            <w:r>
+              <w:t xml:space="preserve">h </w:t>
+            </w:r>
+          </w:p>
+        </w:tc>
+        <w:tc>
+          <w:tcPr>
+            <w:tcW w:w="2268" w:type="dxa"/>
+          </w:tcPr>
+          <w:p>
+            <w:r>
+              <w:t>------</w:t>
+            </w:r>
+          </w:p>
+        </w:tc>
+      </w:tr>
+      <w:tr>
+        <w:tc>
+          <w:tcPr>
+            <w:tcW w:w="3020" w:type="dxa"/>
+          </w:tcPr>
+          <w:p>
+            <w:r>
+              <w:t>Reserve</w:t>
+            </w:r>
+          </w:p>
+        </w:tc>
+        <w:tc>
+          <w:tcPr>
+            <w:tcW w:w="661" w:type="dxa"/>
+          </w:tcPr>
+          <w:p>
+            <w:r>
+              <w:t>2</w:t>
+            </w:r>
+            <w:r>
+              <w:t>h</w:t>
+            </w:r>
+          </w:p>
+        </w:tc>
+        <w:tc>
+          <w:tcPr>
+            <w:tcW w:w="2268" w:type="dxa"/>
+          </w:tcPr>
+          <w:p>
+            <w:r>
+              <w:t>-------</w:t>
+            </w:r>
+          </w:p>
+        </w:tc>
+      </w:tr>
+    </w:tbl>
+    <w:p>
+      <w:pPr>
+        <w:rPr>
+          <w:b/>
+          <w:bCs/>
+        </w:rPr>
+      </w:pPr>
+    </w:p>
     <w:sectPr>
       <w:headerReference w:type="default" r:id="rId13"/>
       <w:footerReference w:type="default" r:id="rId14"/>
@@ -1510,7 +2778,7 @@
                               <w:noProof/>
                               <w:szCs w:val="18"/>
                             </w:rPr>
-                            <w:instrText>3</w:instrText>
+                            <w:instrText>4</w:instrText>
                           </w:r>
                           <w:r>
                             <w:rPr>
@@ -1550,7 +2818,7 @@
                               <w:noProof/>
                               <w:szCs w:val="18"/>
                             </w:rPr>
-                            <w:instrText>3</w:instrText>
+                            <w:instrText>4</w:instrText>
                           </w:r>
                           <w:r>
                             <w:rPr>
@@ -1590,7 +2858,7 @@
                               <w:noProof/>
                               <w:szCs w:val="18"/>
                             </w:rPr>
-                            <w:instrText>3</w:instrText>
+                            <w:instrText>4</w:instrText>
                           </w:r>
                           <w:r>
                             <w:rPr>
@@ -1617,7 +2885,7 @@
                               <w:noProof/>
                               <w:szCs w:val="18"/>
                             </w:rPr>
-                            <w:t>3</w:t>
+                            <w:t>4</w:t>
                           </w:r>
                           <w:r>
                             <w:rPr>
@@ -1631,7 +2899,7 @@
                               <w:noProof/>
                               <w:szCs w:val="18"/>
                             </w:rPr>
-                            <w:t>3</w:t>
+                            <w:t>4</w:t>
                           </w:r>
                           <w:r>
                             <w:rPr>
@@ -1713,7 +2981,7 @@
                         <w:noProof/>
                         <w:szCs w:val="18"/>
                       </w:rPr>
-                      <w:instrText>3</w:instrText>
+                      <w:instrText>4</w:instrText>
                     </w:r>
                     <w:r>
                       <w:rPr>
@@ -1753,7 +3021,7 @@
                         <w:noProof/>
                         <w:szCs w:val="18"/>
                       </w:rPr>
-                      <w:instrText>3</w:instrText>
+                      <w:instrText>4</w:instrText>
                     </w:r>
                     <w:r>
                       <w:rPr>
@@ -1793,7 +3061,7 @@
                         <w:noProof/>
                         <w:szCs w:val="18"/>
                       </w:rPr>
-                      <w:instrText>3</w:instrText>
+                      <w:instrText>4</w:instrText>
                     </w:r>
                     <w:r>
                       <w:rPr>
@@ -1820,7 +3088,7 @@
                         <w:noProof/>
                         <w:szCs w:val="18"/>
                       </w:rPr>
-                      <w:t>3</w:t>
+                      <w:t>4</w:t>
                     </w:r>
                     <w:r>
                       <w:rPr>
@@ -1834,7 +3102,7 @@
                         <w:noProof/>
                         <w:szCs w:val="18"/>
                       </w:rPr>
-                      <w:t>3</w:t>
+                      <w:t>4</w:t>
                     </w:r>
                     <w:r>
                       <w:rPr>
@@ -2101,7 +3369,7 @@
                               <w:noProof/>
                               <w:szCs w:val="18"/>
                             </w:rPr>
-                            <w:instrText>3</w:instrText>
+                            <w:instrText>4</w:instrText>
                           </w:r>
                           <w:r>
                             <w:rPr>
@@ -2181,7 +3449,7 @@
                               <w:noProof/>
                               <w:szCs w:val="18"/>
                             </w:rPr>
-                            <w:instrText>3</w:instrText>
+                            <w:instrText>4</w:instrText>
                           </w:r>
                           <w:r>
                             <w:rPr>
@@ -2222,7 +3490,7 @@
                               <w:noProof/>
                               <w:szCs w:val="18"/>
                             </w:rPr>
-                            <w:t>3</w:t>
+                            <w:t>4</w:t>
                           </w:r>
                           <w:r>
                             <w:rPr>
@@ -2304,7 +3572,7 @@
                         <w:noProof/>
                         <w:szCs w:val="18"/>
                       </w:rPr>
-                      <w:instrText>3</w:instrText>
+                      <w:instrText>4</w:instrText>
                     </w:r>
                     <w:r>
                       <w:rPr>
@@ -2384,7 +3652,7 @@
                         <w:noProof/>
                         <w:szCs w:val="18"/>
                       </w:rPr>
-                      <w:instrText>3</w:instrText>
+                      <w:instrText>4</w:instrText>
                     </w:r>
                     <w:r>
                       <w:rPr>
@@ -2425,7 +3693,7 @@
                         <w:noProof/>
                         <w:szCs w:val="18"/>
                       </w:rPr>
-                      <w:t>3</w:t>
+                      <w:t>4</w:t>
                     </w:r>
                     <w:r>
                       <w:rPr>
@@ -2974,6 +4242,9 @@
             <w:fldChar w:fldCharType="separate"/>
           </w:r>
           <w:r>
+            <w:rPr>
+              <w:noProof/>
+            </w:rPr>
             <w:t>9. März 2026</w:t>
           </w:r>
           <w:r>
@@ -7117,7 +8388,7 @@
   <w:style w:type="paragraph" w:default="1" w:styleId="Standard">
     <w:name w:val="Normal"/>
     <w:qFormat/>
-    <w:rsid w:val="0010343B"/>
+    <w:rsid w:val="003B2E19"/>
     <w:pPr>
       <w:contextualSpacing/>
     </w:pPr>
